--- a/pr-preview/pr-309/algebra-trigonometry-tracked-changes.docx
+++ b/pr-preview/pr-309/algebra-trigonometry-tracked-changes.docx
@@ -18,7 +18,7 @@
       </w:pPr>
       <w:ins w:id="2" w:author="PR Preview" w:date="2026-01-01T00:00:00Z">
         <w:r>
-          <w:t xml:space="preserve">Last modified: 2026-10-15 02:50:52 (PDT)</w:t>
+          <w:t xml:space="preserve">Last modified: 2026-10-15 05:32:53 (PDT)</w:t>
         </w:r>
       </w:ins>
     </w:p>
@@ -2095,50 +2095,666 @@
           </m:rPr>
           <m:t>)</m:t>
         </m:r>
-        <m:r>
-          <m:rPr>
-            <m:sty m:val="p"/>
-          </m:rPr>
-          <m:t>≈</m:t>
-        </m:r>
       </m:oMath>
       <w:ins w:id="160" w:author="PR Preview" w:date="2026-01-01T00:00:00Z">
         <w:r>
-          <w:t xml:space="preserve"> </w:t>
+          <w:t xml:space="preserve">, and its two coordinates.</w:t>
         </w:r>
       </w:ins>
       <w:ins w:id="161" w:author="PR Preview" w:date="2026-01-01T00:00:00Z">
         <w:r>
-          <w:t xml:space="preserve">(0.5, 0.866),</w:t>
+          <w:t xml:space="preserve"> </w:t>
         </w:r>
       </w:ins>
       <w:ins w:id="162" w:author="PR Preview" w:date="2026-01-01T00:00:00Z">
         <w:r>
-          <w:t xml:space="preserve"> </w:t>
+          <w:t xml:space="preserve">The point is a vertex of a regular hexagon inscribed in the unit circle,</w:t>
         </w:r>
       </w:ins>
       <w:ins w:id="163" w:author="PR Preview" w:date="2026-01-01T00:00:00Z">
         <w:r>
-          <w:t xml:space="preserve">and its two coordinates.</w:t>
+          <w:t xml:space="preserve"> </w:t>
         </w:r>
       </w:ins>
       <w:ins w:id="164" w:author="PR Preview" w:date="2026-01-01T00:00:00Z">
         <w:r>
-          <w:t xml:space="preserve"> </w:t>
+          <w:t xml:space="preserve">whose sides have the same length as its radius,</w:t>
         </w:r>
       </w:ins>
       <w:ins w:id="165" w:author="PR Preview" w:date="2026-01-01T00:00:00Z">
         <w:r>
+          <w:t xml:space="preserve"> </w:t>
+        </w:r>
+      </w:ins>
+      <w:ins w:id="166" w:author="PR Preview" w:date="2026-01-01T00:00:00Z">
+        <w:r>
+          <w:t xml:space="preserve">so the point is at distance</w:t>
+        </w:r>
+      </w:ins>
+      <w:ins w:id="167" w:author="PR Preview" w:date="2026-01-01T00:00:00Z">
+        <w:r>
+          <w:t xml:space="preserve"> </w:t>
+        </w:r>
+      </w:ins>
+      <m:oMath>
+        <m:r>
+          <m:t>1</m:t>
+        </m:r>
+      </m:oMath>
+      <w:ins w:id="168" w:author="PR Preview" w:date="2026-01-01T00:00:00Z">
+        <w:r>
+          <w:t xml:space="preserve"> </w:t>
+        </w:r>
+      </w:ins>
+      <w:ins w:id="169" w:author="PR Preview" w:date="2026-01-01T00:00:00Z">
+        <w:r>
+          <w:t xml:space="preserve">from</w:t>
+        </w:r>
+      </w:ins>
+      <w:ins w:id="170" w:author="PR Preview" w:date="2026-01-01T00:00:00Z">
+        <w:r>
+          <w:t xml:space="preserve"> </w:t>
+        </w:r>
+      </w:ins>
+      <m:oMath>
+        <m:r>
+          <m:rPr>
+            <m:sty m:val="p"/>
+          </m:rPr>
+          <m:t>(</m:t>
+        </m:r>
+        <m:r>
+          <m:t>1</m:t>
+        </m:r>
+        <m:r>
+          <m:rPr>
+            <m:sty m:val="p"/>
+          </m:rPr>
+          <m:t>,</m:t>
+        </m:r>
+        <m:r>
+          <m:t>0</m:t>
+        </m:r>
+        <m:r>
+          <m:rPr>
+            <m:sty m:val="p"/>
+          </m:rPr>
+          <m:t>)</m:t>
+        </m:r>
+      </m:oMath>
+      <w:ins w:id="171" w:author="PR Preview" w:date="2026-01-01T00:00:00Z">
+        <w:r>
+          <w:t xml:space="preserve">.</w:t>
+        </w:r>
+      </w:ins>
+      <w:ins w:id="172" w:author="PR Preview" w:date="2026-01-01T00:00:00Z">
+        <w:r>
+          <w:t xml:space="preserve"> </w:t>
+        </w:r>
+      </w:ins>
+      <w:ins w:id="173" w:author="PR Preview" w:date="2026-01-01T00:00:00Z">
+        <w:r>
+          <w:t xml:space="preserve">Writing</w:t>
+        </w:r>
+      </w:ins>
+      <w:ins w:id="174" w:author="PR Preview" w:date="2026-01-01T00:00:00Z">
+        <w:r>
+          <w:t xml:space="preserve"> </w:t>
+        </w:r>
+      </w:ins>
+      <m:oMath>
+        <m:r>
+          <m:rPr>
+            <m:sty m:val="p"/>
+          </m:rPr>
+          <m:t>(</m:t>
+        </m:r>
+        <m:sSub>
+          <m:e>
+            <m:r>
+              <m:t>x</m:t>
+            </m:r>
+          </m:e>
+          <m:sub>
+            <m:r>
+              <m:t>1</m:t>
+            </m:r>
+          </m:sub>
+        </m:sSub>
+        <m:r>
+          <m:rPr>
+            <m:sty m:val="p"/>
+          </m:rPr>
+          <m:t>,</m:t>
+        </m:r>
+        <m:sSub>
+          <m:e>
+            <m:r>
+              <m:t>x</m:t>
+            </m:r>
+          </m:e>
+          <m:sub>
+            <m:r>
+              <m:t>2</m:t>
+            </m:r>
+          </m:sub>
+        </m:sSub>
+        <m:r>
+          <m:rPr>
+            <m:sty m:val="p"/>
+          </m:rPr>
+          <m:t>)</m:t>
+        </m:r>
+        <m:r>
+          <m:rPr>
+            <m:sty m:val="p"/>
+          </m:rPr>
+          <m:t>=</m:t>
+        </m:r>
+        <m:r>
+          <m:rPr>
+            <m:sty m:val="p"/>
+          </m:rPr>
+          <m:t>(</m:t>
+        </m:r>
+        <m:r>
+          <m:rPr>
+            <m:sty m:val="p"/>
+          </m:rPr>
+          <m:t>cos</m:t>
+        </m:r>
+        <m:r>
+          <m:t>θ</m:t>
+        </m:r>
+        <m:r>
+          <m:rPr>
+            <m:sty m:val="p"/>
+          </m:rPr>
+          <m:t>,</m:t>
+        </m:r>
+        <m:r>
+          <m:rPr>
+            <m:sty m:val="p"/>
+          </m:rPr>
+          <m:t>sin</m:t>
+        </m:r>
+        <m:r>
+          <m:t>θ</m:t>
+        </m:r>
+        <m:r>
+          <m:rPr>
+            <m:sty m:val="p"/>
+          </m:rPr>
+          <m:t>)</m:t>
+        </m:r>
+      </m:oMath>
+      <w:ins w:id="175" w:author="PR Preview" w:date="2026-01-01T00:00:00Z">
+        <w:r>
+          <w:t xml:space="preserve">,</w:t>
+        </w:r>
+      </w:ins>
+    </w:p>
+    <w:p>
+      <w:pPr>
+        <w:pStyle w:val="BodyText"/>
+      </w:pPr>
+      <m:oMathPara>
+        <m:oMathParaPr>
+          <m:jc m:val="center"/>
+        </m:oMathParaPr>
+        <m:oMath>
+          <m:eqArr>
+            <m:e>
+              <m:r>
+                <m:t>1</m:t>
+              </m:r>
+              <m:r>
+                <m:t>&amp;</m:t>
+              </m:r>
+              <m:r>
+                <m:rPr>
+                  <m:sty m:val="p"/>
+                </m:rPr>
+                <m:t>=</m:t>
+              </m:r>
+              <m:r>
+                <m:rPr>
+                  <m:sty m:val="p"/>
+                </m:rPr>
+                <m:t>(</m:t>
+              </m:r>
+              <m:sSub>
+                <m:e>
+                  <m:r>
+                    <m:t>x</m:t>
+                  </m:r>
+                </m:e>
+                <m:sub>
+                  <m:r>
+                    <m:t>1</m:t>
+                  </m:r>
+                </m:sub>
+              </m:sSub>
+              <m:r>
+                <m:rPr>
+                  <m:sty m:val="p"/>
+                </m:rPr>
+                <m:t>−</m:t>
+              </m:r>
+              <m:r>
+                <m:t>1</m:t>
+              </m:r>
+              <m:sSup>
+                <m:e>
+                  <m:r>
+                    <m:rPr>
+                      <m:sty m:val="p"/>
+                    </m:rPr>
+                    <m:t>)</m:t>
+                  </m:r>
+                </m:e>
+                <m:sup>
+                  <m:r>
+                    <m:t>2</m:t>
+                  </m:r>
+                </m:sup>
+              </m:sSup>
+              <m:r>
+                <m:rPr>
+                  <m:sty m:val="p"/>
+                </m:rPr>
+                <m:t>+</m:t>
+              </m:r>
+              <m:sSubSup>
+                <m:e>
+                  <m:r>
+                    <m:t>x</m:t>
+                  </m:r>
+                </m:e>
+                <m:sub>
+                  <m:r>
+                    <m:t>2</m:t>
+                  </m:r>
+                </m:sub>
+                <m:sup>
+                  <m:r>
+                    <m:t>2</m:t>
+                  </m:r>
+                </m:sup>
+              </m:sSubSup>
+            </m:e>
+            <m:e>
+              <m:r>
+                <m:t>&amp;</m:t>
+              </m:r>
+              <m:r>
+                <m:rPr>
+                  <m:sty m:val="p"/>
+                </m:rPr>
+                <m:t>=</m:t>
+              </m:r>
+              <m:sSubSup>
+                <m:e>
+                  <m:r>
+                    <m:t>x</m:t>
+                  </m:r>
+                </m:e>
+                <m:sub>
+                  <m:r>
+                    <m:t>1</m:t>
+                  </m:r>
+                </m:sub>
+                <m:sup>
+                  <m:r>
+                    <m:t>2</m:t>
+                  </m:r>
+                </m:sup>
+              </m:sSubSup>
+              <m:r>
+                <m:rPr>
+                  <m:sty m:val="p"/>
+                </m:rPr>
+                <m:t>+</m:t>
+              </m:r>
+              <m:sSubSup>
+                <m:e>
+                  <m:r>
+                    <m:t>x</m:t>
+                  </m:r>
+                </m:e>
+                <m:sub>
+                  <m:r>
+                    <m:t>2</m:t>
+                  </m:r>
+                </m:sub>
+                <m:sup>
+                  <m:r>
+                    <m:t>2</m:t>
+                  </m:r>
+                </m:sup>
+              </m:sSubSup>
+              <m:r>
+                <m:rPr>
+                  <m:sty m:val="p"/>
+                </m:rPr>
+                <m:t>−</m:t>
+              </m:r>
+              <m:r>
+                <m:t>2</m:t>
+              </m:r>
+              <m:sSub>
+                <m:e>
+                  <m:r>
+                    <m:t>x</m:t>
+                  </m:r>
+                </m:e>
+                <m:sub>
+                  <m:r>
+                    <m:t>1</m:t>
+                  </m:r>
+                </m:sub>
+              </m:sSub>
+              <m:r>
+                <m:rPr>
+                  <m:sty m:val="p"/>
+                </m:rPr>
+                <m:t>+</m:t>
+              </m:r>
+              <m:r>
+                <m:t>1</m:t>
+              </m:r>
+            </m:e>
+            <m:e>
+              <m:r>
+                <m:t>&amp;</m:t>
+              </m:r>
+              <m:r>
+                <m:rPr>
+                  <m:sty m:val="p"/>
+                </m:rPr>
+                <m:t>=</m:t>
+              </m:r>
+              <m:r>
+                <m:t>2</m:t>
+              </m:r>
+              <m:r>
+                <m:rPr>
+                  <m:sty m:val="p"/>
+                </m:rPr>
+                <m:t>−</m:t>
+              </m:r>
+              <m:r>
+                <m:t>2</m:t>
+              </m:r>
+              <m:sSub>
+                <m:e>
+                  <m:r>
+                    <m:t>x</m:t>
+                  </m:r>
+                </m:e>
+                <m:sub>
+                  <m:r>
+                    <m:t>1</m:t>
+                  </m:r>
+                </m:sub>
+              </m:sSub>
+              <m:r>
+                <m:rPr>
+                  <m:sty m:val="p"/>
+                </m:rPr>
+                <m:t>,</m:t>
+              </m:r>
+            </m:e>
+          </m:eqArr>
+        </m:oMath>
+      </m:oMathPara>
+    </w:p>
+    <w:p>
+      <w:pPr>
+        <w:pStyle w:val="FirstParagraph"/>
+      </w:pPr>
+      <w:ins w:id="176" w:author="PR Preview" w:date="2026-01-01T00:00:00Z">
+        <w:r>
+          <w:t xml:space="preserve">so</w:t>
+        </w:r>
+      </w:ins>
+      <w:ins w:id="177" w:author="PR Preview" w:date="2026-01-01T00:00:00Z">
+        <w:r>
+          <w:t xml:space="preserve"> </w:t>
+        </w:r>
+      </w:ins>
+      <m:oMath>
+        <m:r>
+          <m:rPr>
+            <m:sty m:val="p"/>
+          </m:rPr>
+          <m:t>cos</m:t>
+        </m:r>
+        <m:r>
+          <m:rPr>
+            <m:sty m:val="p"/>
+          </m:rPr>
+          <m:t>(</m:t>
+        </m:r>
+        <m:r>
+          <m:t>π</m:t>
+        </m:r>
+        <m:r>
+          <m:rPr>
+            <m:sty m:val="p"/>
+          </m:rPr>
+          <m:t>/</m:t>
+        </m:r>
+        <m:r>
+          <m:t>3</m:t>
+        </m:r>
+        <m:r>
+          <m:rPr>
+            <m:sty m:val="p"/>
+          </m:rPr>
+          <m:t>)</m:t>
+        </m:r>
+        <m:r>
+          <m:rPr>
+            <m:sty m:val="p"/>
+          </m:rPr>
+          <m:t>=</m:t>
+        </m:r>
+        <m:sSub>
+          <m:e>
+            <m:r>
+              <m:t>x</m:t>
+            </m:r>
+          </m:e>
+          <m:sub>
+            <m:r>
+              <m:t>1</m:t>
+            </m:r>
+          </m:sub>
+        </m:sSub>
+        <m:r>
+          <m:rPr>
+            <m:sty m:val="p"/>
+          </m:rPr>
+          <m:t>=</m:t>
+        </m:r>
+        <m:f>
+          <m:fPr>
+            <m:type m:val="lin"/>
+          </m:fPr>
+          <m:num>
+            <m:r>
+              <m:t>1</m:t>
+            </m:r>
+          </m:num>
+          <m:den>
+            <m:r>
+              <m:t>2</m:t>
+            </m:r>
+          </m:den>
+        </m:f>
+      </m:oMath>
+      <w:ins w:id="178" w:author="PR Preview" w:date="2026-01-01T00:00:00Z">
+        <w:r>
+          <w:t xml:space="preserve">,</w:t>
+        </w:r>
+      </w:ins>
+      <w:ins w:id="179" w:author="PR Preview" w:date="2026-01-01T00:00:00Z">
+        <w:r>
+          <w:t xml:space="preserve"> </w:t>
+        </w:r>
+      </w:ins>
+      <w:ins w:id="180" w:author="PR Preview" w:date="2026-01-01T00:00:00Z">
+        <w:r>
+          <w:t xml:space="preserve">and then</w:t>
+        </w:r>
+      </w:ins>
+      <w:ins w:id="181" w:author="PR Preview" w:date="2026-01-01T00:00:00Z">
+        <w:r>
+          <w:t xml:space="preserve"> </w:t>
+        </w:r>
+      </w:ins>
+      <m:oMath>
+        <m:r>
+          <m:rPr>
+            <m:sty m:val="p"/>
+          </m:rPr>
+          <m:t>sin</m:t>
+        </m:r>
+        <m:r>
+          <m:rPr>
+            <m:sty m:val="p"/>
+          </m:rPr>
+          <m:t>(</m:t>
+        </m:r>
+        <m:r>
+          <m:t>π</m:t>
+        </m:r>
+        <m:r>
+          <m:rPr>
+            <m:sty m:val="p"/>
+          </m:rPr>
+          <m:t>/</m:t>
+        </m:r>
+        <m:r>
+          <m:t>3</m:t>
+        </m:r>
+        <m:r>
+          <m:rPr>
+            <m:sty m:val="p"/>
+          </m:rPr>
+          <m:t>)</m:t>
+        </m:r>
+        <m:r>
+          <m:rPr>
+            <m:sty m:val="p"/>
+          </m:rPr>
+          <m:t>=</m:t>
+        </m:r>
+        <m:rad>
+          <m:radPr>
+            <m:degHide m:val="on"/>
+          </m:radPr>
+          <m:deg/>
+          <m:e>
+            <m:r>
+              <m:t>1</m:t>
+            </m:r>
+            <m:r>
+              <m:rPr>
+                <m:sty m:val="p"/>
+              </m:rPr>
+              <m:t>−</m:t>
+            </m:r>
+            <m:f>
+              <m:fPr>
+                <m:type m:val="lin"/>
+              </m:fPr>
+              <m:num>
+                <m:r>
+                  <m:t>1</m:t>
+                </m:r>
+              </m:num>
+              <m:den>
+                <m:r>
+                  <m:t>4</m:t>
+                </m:r>
+              </m:den>
+            </m:f>
+          </m:e>
+        </m:rad>
+        <m:r>
+          <m:rPr>
+            <m:sty m:val="p"/>
+          </m:rPr>
+          <m:t>=</m:t>
+        </m:r>
+        <m:f>
+          <m:fPr>
+            <m:type m:val="lin"/>
+          </m:fPr>
+          <m:num>
+            <m:rad>
+              <m:radPr>
+                <m:degHide m:val="on"/>
+              </m:radPr>
+              <m:deg/>
+              <m:e>
+                <m:r>
+                  <m:t>3</m:t>
+                </m:r>
+              </m:e>
+            </m:rad>
+          </m:num>
+          <m:den>
+            <m:r>
+              <m:t>2</m:t>
+            </m:r>
+          </m:den>
+        </m:f>
+      </m:oMath>
+      <w:ins w:id="182" w:author="PR Preview" w:date="2026-01-01T00:00:00Z">
+        <w:r>
+          <w:t xml:space="preserve">.</w:t>
+        </w:r>
+      </w:ins>
+      <w:ins w:id="183" w:author="PR Preview" w:date="2026-01-01T00:00:00Z">
+        <w:r>
+          <w:t xml:space="preserve"> </w:t>
+        </w:r>
+      </w:ins>
+      <w:ins w:id="184" w:author="PR Preview" w:date="2026-01-01T00:00:00Z">
+        <w:r>
+          <w:t xml:space="preserve">To three decimal places these are</w:t>
+        </w:r>
+      </w:ins>
+      <w:ins w:id="185" w:author="PR Preview" w:date="2026-01-01T00:00:00Z">
+        <w:r>
+          <w:t xml:space="preserve"> </w:t>
+        </w:r>
+      </w:ins>
+      <w:ins w:id="186" w:author="PR Preview" w:date="2026-01-01T00:00:00Z">
+        <w:r>
+          <w:t xml:space="preserve">0.5 and 0.866.</w:t>
+        </w:r>
+      </w:ins>
+      <w:ins w:id="187" w:author="PR Preview" w:date="2026-01-01T00:00:00Z">
+        <w:r>
+          <w:t xml:space="preserve"> </w:t>
+        </w:r>
+      </w:ins>
+      <w:ins w:id="188" w:author="PR Preview" w:date="2026-01-01T00:00:00Z">
+        <w:r>
           <w:t xml:space="preserve">As</w:t>
         </w:r>
       </w:ins>
-      <w:ins w:id="166" w:author="PR Preview" w:date="2026-01-01T00:00:00Z">
+      <w:ins w:id="189" w:author="PR Preview" w:date="2026-01-01T00:00:00Z">
         <w:r>
           <w:t xml:space="preserve"> </w:t>
         </w:r>
       </w:ins>
       <w:hyperlink w:anchor="thm-cosine-sine-identity">
-        <w:ins w:id="167" w:author="PR Preview" w:date="2026-01-01T00:00:00Z">
+        <w:ins w:id="190" w:author="PR Preview" w:date="2026-01-01T00:00:00Z">
           <w:r>
             <w:rPr>
               <w:rStyle w:val="Hyperlink"/>
@@ -2147,22 +2763,22 @@
           </w:r>
         </w:ins>
       </w:hyperlink>
-      <w:ins w:id="168" w:author="PR Preview" w:date="2026-01-01T00:00:00Z">
-        <w:r>
-          <w:t xml:space="preserve"> </w:t>
-        </w:r>
-      </w:ins>
-      <w:ins w:id="169" w:author="PR Preview" w:date="2026-01-01T00:00:00Z">
+      <w:ins w:id="191" w:author="PR Preview" w:date="2026-01-01T00:00:00Z">
+        <w:r>
+          <w:t xml:space="preserve"> </w:t>
+        </w:r>
+      </w:ins>
+      <w:ins w:id="192" w:author="PR Preview" w:date="2026-01-01T00:00:00Z">
         <w:r>
           <w:t xml:space="preserve">says, the squared coordinates add to</w:t>
         </w:r>
       </w:ins>
-      <w:ins w:id="170" w:author="PR Preview" w:date="2026-01-01T00:00:00Z">
-        <w:r>
-          <w:t xml:space="preserve"> </w:t>
-        </w:r>
-      </w:ins>
-      <w:ins w:id="171" w:author="PR Preview" w:date="2026-01-01T00:00:00Z">
+      <w:ins w:id="193" w:author="PR Preview" w:date="2026-01-01T00:00:00Z">
+        <w:r>
+          <w:t xml:space="preserve"> </w:t>
+        </w:r>
+      </w:ins>
+      <w:ins w:id="194" w:author="PR Preview" w:date="2026-01-01T00:00:00Z">
         <w:r>
           <w:t xml:space="preserve">1.</w:t>
         </w:r>
@@ -2278,7 +2894,7 @@
       <w:pPr>
         <w:pStyle w:val="BodyText"/>
       </w:pPr>
-      <w:ins w:id="172" w:author="PR Preview" w:date="2026-01-01T00:00:00Z">
+      <w:ins w:id="195" w:author="PR Preview" w:date="2026-01-01T00:00:00Z">
         <w:r>
           <w:rPr>
             <w:b/>
@@ -2287,7 +2903,7 @@
           <w:t xml:space="preserve">Theorem 2 (Cosine takes each value from</w:t>
         </w:r>
       </w:ins>
-      <w:ins w:id="173" w:author="PR Preview" w:date="2026-01-01T00:00:00Z">
+      <w:ins w:id="196" w:author="PR Preview" w:date="2026-01-01T00:00:00Z">
         <w:r>
           <w:rPr>
             <w:b/>
@@ -2307,7 +2923,7 @@
           <m:t>1</m:t>
         </m:r>
       </m:oMath>
-      <w:ins w:id="174" w:author="PR Preview" w:date="2026-01-01T00:00:00Z">
+      <w:ins w:id="197" w:author="PR Preview" w:date="2026-01-01T00:00:00Z">
         <w:r>
           <w:rPr>
             <w:b/>
@@ -2316,7 +2932,7 @@
           <w:t xml:space="preserve"> </w:t>
         </w:r>
       </w:ins>
-      <w:ins w:id="175" w:author="PR Preview" w:date="2026-01-01T00:00:00Z">
+      <w:ins w:id="198" w:author="PR Preview" w:date="2026-01-01T00:00:00Z">
         <w:r>
           <w:rPr>
             <w:b/>
@@ -2325,7 +2941,7 @@
           <w:t xml:space="preserve">to</w:t>
         </w:r>
       </w:ins>
-      <w:ins w:id="176" w:author="PR Preview" w:date="2026-01-01T00:00:00Z">
+      <w:ins w:id="199" w:author="PR Preview" w:date="2026-01-01T00:00:00Z">
         <w:r>
           <w:rPr>
             <w:b/>
@@ -2339,7 +2955,7 @@
           <m:t>1</m:t>
         </m:r>
       </m:oMath>
-      <w:ins w:id="177" w:author="PR Preview" w:date="2026-01-01T00:00:00Z">
+      <w:ins w:id="200" w:author="PR Preview" w:date="2026-01-01T00:00:00Z">
         <w:r>
           <w:rPr>
             <w:b/>
@@ -2348,7 +2964,7 @@
           <w:t xml:space="preserve"> </w:t>
         </w:r>
       </w:ins>
-      <w:ins w:id="178" w:author="PR Preview" w:date="2026-01-01T00:00:00Z">
+      <w:ins w:id="201" w:author="PR Preview" w:date="2026-01-01T00:00:00Z">
         <w:r>
           <w:rPr>
             <w:b/>
@@ -2357,7 +2973,7 @@
           <w:t xml:space="preserve">exactly once between</w:t>
         </w:r>
       </w:ins>
-      <w:ins w:id="179" w:author="PR Preview" w:date="2026-01-01T00:00:00Z">
+      <w:ins w:id="202" w:author="PR Preview" w:date="2026-01-01T00:00:00Z">
         <w:r>
           <w:rPr>
             <w:b/>
@@ -2371,7 +2987,7 @@
           <m:t>0</m:t>
         </m:r>
       </m:oMath>
-      <w:ins w:id="180" w:author="PR Preview" w:date="2026-01-01T00:00:00Z">
+      <w:ins w:id="203" w:author="PR Preview" w:date="2026-01-01T00:00:00Z">
         <w:r>
           <w:rPr>
             <w:b/>
@@ -2380,7 +2996,7 @@
           <w:t xml:space="preserve"> </w:t>
         </w:r>
       </w:ins>
-      <w:ins w:id="181" w:author="PR Preview" w:date="2026-01-01T00:00:00Z">
+      <w:ins w:id="204" w:author="PR Preview" w:date="2026-01-01T00:00:00Z">
         <w:r>
           <w:rPr>
             <w:b/>
@@ -2389,7 +3005,7 @@
           <w:t xml:space="preserve">and</w:t>
         </w:r>
       </w:ins>
-      <w:ins w:id="182" w:author="PR Preview" w:date="2026-01-01T00:00:00Z">
+      <w:ins w:id="205" w:author="PR Preview" w:date="2026-01-01T00:00:00Z">
         <w:r>
           <w:rPr>
             <w:b/>
@@ -2403,7 +3019,7 @@
           <m:t>π</m:t>
         </m:r>
       </m:oMath>
-      <w:ins w:id="183" w:author="PR Preview" w:date="2026-01-01T00:00:00Z">
+      <w:ins w:id="206" w:author="PR Preview" w:date="2026-01-01T00:00:00Z">
         <w:r>
           <w:rPr>
             <w:b/>
@@ -2412,17 +3028,17 @@
           <w:t xml:space="preserve">)</w:t>
         </w:r>
       </w:ins>
-      <w:ins w:id="184" w:author="PR Preview" w:date="2026-01-01T00:00:00Z">
-        <w:r>
-          <w:t xml:space="preserve"> </w:t>
-        </w:r>
-      </w:ins>
-      <w:ins w:id="185" w:author="PR Preview" w:date="2026-01-01T00:00:00Z">
+      <w:ins w:id="207" w:author="PR Preview" w:date="2026-01-01T00:00:00Z">
+        <w:r>
+          <w:t xml:space="preserve"> </w:t>
+        </w:r>
+      </w:ins>
+      <w:ins w:id="208" w:author="PR Preview" w:date="2026-01-01T00:00:00Z">
         <w:r>
           <w:t xml:space="preserve">The function</w:t>
         </w:r>
       </w:ins>
-      <w:ins w:id="186" w:author="PR Preview" w:date="2026-01-01T00:00:00Z">
+      <w:ins w:id="209" w:author="PR Preview" w:date="2026-01-01T00:00:00Z">
         <w:r>
           <w:t xml:space="preserve"> </w:t>
         </w:r>
@@ -2501,17 +3117,17 @@
           <m:t>]</m:t>
         </m:r>
       </m:oMath>
-      <w:ins w:id="187" w:author="PR Preview" w:date="2026-01-01T00:00:00Z">
-        <w:r>
-          <w:t xml:space="preserve"> </w:t>
-        </w:r>
-      </w:ins>
-      <w:ins w:id="188" w:author="PR Preview" w:date="2026-01-01T00:00:00Z">
+      <w:ins w:id="210" w:author="PR Preview" w:date="2026-01-01T00:00:00Z">
+        <w:r>
+          <w:t xml:space="preserve"> </w:t>
+        </w:r>
+      </w:ins>
+      <w:ins w:id="211" w:author="PR Preview" w:date="2026-01-01T00:00:00Z">
         <w:r>
           <w:t xml:space="preserve">is decreasing, with</w:t>
         </w:r>
       </w:ins>
-      <w:ins w:id="189" w:author="PR Preview" w:date="2026-01-01T00:00:00Z">
+      <w:ins w:id="212" w:author="PR Preview" w:date="2026-01-01T00:00:00Z">
         <w:r>
           <w:t xml:space="preserve"> </w:t>
         </w:r>
@@ -2536,17 +3152,17 @@
           <m:t>1</m:t>
         </m:r>
       </m:oMath>
-      <w:ins w:id="190" w:author="PR Preview" w:date="2026-01-01T00:00:00Z">
-        <w:r>
-          <w:t xml:space="preserve"> </w:t>
-        </w:r>
-      </w:ins>
-      <w:ins w:id="191" w:author="PR Preview" w:date="2026-01-01T00:00:00Z">
+      <w:ins w:id="213" w:author="PR Preview" w:date="2026-01-01T00:00:00Z">
+        <w:r>
+          <w:t xml:space="preserve"> </w:t>
+        </w:r>
+      </w:ins>
+      <w:ins w:id="214" w:author="PR Preview" w:date="2026-01-01T00:00:00Z">
         <w:r>
           <w:t xml:space="preserve">and</w:t>
         </w:r>
       </w:ins>
-      <w:ins w:id="192" w:author="PR Preview" w:date="2026-01-01T00:00:00Z">
+      <w:ins w:id="215" w:author="PR Preview" w:date="2026-01-01T00:00:00Z">
         <w:r>
           <w:t xml:space="preserve"> </w:t>
         </w:r>
@@ -2577,22 +3193,22 @@
           <m:t>1</m:t>
         </m:r>
       </m:oMath>
-      <w:ins w:id="193" w:author="PR Preview" w:date="2026-01-01T00:00:00Z">
+      <w:ins w:id="216" w:author="PR Preview" w:date="2026-01-01T00:00:00Z">
         <w:r>
           <w:t xml:space="preserve">,</w:t>
         </w:r>
       </w:ins>
-      <w:ins w:id="194" w:author="PR Preview" w:date="2026-01-01T00:00:00Z">
-        <w:r>
-          <w:t xml:space="preserve"> </w:t>
-        </w:r>
-      </w:ins>
-      <w:ins w:id="195" w:author="PR Preview" w:date="2026-01-01T00:00:00Z">
+      <w:ins w:id="217" w:author="PR Preview" w:date="2026-01-01T00:00:00Z">
+        <w:r>
+          <w:t xml:space="preserve"> </w:t>
+        </w:r>
+      </w:ins>
+      <w:ins w:id="218" w:author="PR Preview" w:date="2026-01-01T00:00:00Z">
         <w:r>
           <w:t xml:space="preserve">and takes each value in</w:t>
         </w:r>
       </w:ins>
-      <w:ins w:id="196" w:author="PR Preview" w:date="2026-01-01T00:00:00Z">
+      <w:ins w:id="219" w:author="PR Preview" w:date="2026-01-01T00:00:00Z">
         <w:r>
           <w:t xml:space="preserve"> </w:t>
         </w:r>
@@ -2629,27 +3245,27 @@
           <m:t>]</m:t>
         </m:r>
       </m:oMath>
-      <w:ins w:id="197" w:author="PR Preview" w:date="2026-01-01T00:00:00Z">
-        <w:r>
-          <w:t xml:space="preserve"> </w:t>
-        </w:r>
-      </w:ins>
-      <w:ins w:id="198" w:author="PR Preview" w:date="2026-01-01T00:00:00Z">
+      <w:ins w:id="220" w:author="PR Preview" w:date="2026-01-01T00:00:00Z">
+        <w:r>
+          <w:t xml:space="preserve"> </w:t>
+        </w:r>
+      </w:ins>
+      <w:ins w:id="221" w:author="PR Preview" w:date="2026-01-01T00:00:00Z">
         <w:r>
           <w:t xml:space="preserve">exactly once.</w:t>
         </w:r>
       </w:ins>
-      <w:ins w:id="199" w:author="PR Preview" w:date="2026-01-01T00:00:00Z">
-        <w:r>
-          <w:t xml:space="preserve"> </w:t>
-        </w:r>
-      </w:ins>
-      <w:ins w:id="200" w:author="PR Preview" w:date="2026-01-01T00:00:00Z">
+      <w:ins w:id="222" w:author="PR Preview" w:date="2026-01-01T00:00:00Z">
+        <w:r>
+          <w:t xml:space="preserve"> </w:t>
+        </w:r>
+      </w:ins>
+      <w:ins w:id="223" w:author="PR Preview" w:date="2026-01-01T00:00:00Z">
         <w:r>
           <w:t xml:space="preserve">On</w:t>
         </w:r>
       </w:ins>
-      <w:ins w:id="201" w:author="PR Preview" w:date="2026-01-01T00:00:00Z">
+      <w:ins w:id="224" w:author="PR Preview" w:date="2026-01-01T00:00:00Z">
         <w:r>
           <w:t xml:space="preserve"> </w:t>
         </w:r>
@@ -2680,12 +3296,12 @@
           <m:t>]</m:t>
         </m:r>
       </m:oMath>
-      <w:ins w:id="202" w:author="PR Preview" w:date="2026-01-01T00:00:00Z">
+      <w:ins w:id="225" w:author="PR Preview" w:date="2026-01-01T00:00:00Z">
         <w:r>
           <w:t xml:space="preserve">,</w:t>
         </w:r>
       </w:ins>
-      <w:ins w:id="203" w:author="PR Preview" w:date="2026-01-01T00:00:00Z">
+      <w:ins w:id="226" w:author="PR Preview" w:date="2026-01-01T00:00:00Z">
         <w:r>
           <w:t xml:space="preserve"> </w:t>
         </w:r>
@@ -2710,7 +3326,7 @@
           <m:t>0</m:t>
         </m:r>
       </m:oMath>
-      <w:ins w:id="204" w:author="PR Preview" w:date="2026-01-01T00:00:00Z">
+      <w:ins w:id="227" w:author="PR Preview" w:date="2026-01-01T00:00:00Z">
         <w:r>
           <w:t xml:space="preserve">.</w:t>
         </w:r>
@@ -2721,7 +3337,7 @@
       <w:pPr>
         <w:pStyle w:val="BodyText"/>
       </w:pPr>
-      <w:ins w:id="205" w:author="PR Preview" w:date="2026-01-01T00:00:00Z">
+      <w:ins w:id="228" w:author="PR Preview" w:date="2026-01-01T00:00:00Z">
         <w:r>
           <w:rPr>
             <w:i/>
@@ -2730,17 +3346,17 @@
           <w:t xml:space="preserve">Proof</w:t>
         </w:r>
       </w:ins>
-      <w:ins w:id="206" w:author="PR Preview" w:date="2026-01-01T00:00:00Z">
+      <w:ins w:id="229" w:author="PR Preview" w:date="2026-01-01T00:00:00Z">
         <w:r>
           <w:t xml:space="preserve">. </w:t>
         </w:r>
       </w:ins>
-      <w:ins w:id="207" w:author="PR Preview" w:date="2026-01-01T00:00:00Z">
+      <w:ins w:id="230" w:author="PR Preview" w:date="2026-01-01T00:00:00Z">
         <w:r>
           <w:t xml:space="preserve">For</w:t>
         </w:r>
       </w:ins>
-      <w:ins w:id="208" w:author="PR Preview" w:date="2026-01-01T00:00:00Z">
+      <w:ins w:id="231" w:author="PR Preview" w:date="2026-01-01T00:00:00Z">
         <w:r>
           <w:t xml:space="preserve"> </w:t>
         </w:r>
@@ -2780,12 +3396,12 @@
           <m:t>]</m:t>
         </m:r>
       </m:oMath>
-      <w:ins w:id="209" w:author="PR Preview" w:date="2026-01-01T00:00:00Z">
+      <w:ins w:id="232" w:author="PR Preview" w:date="2026-01-01T00:00:00Z">
         <w:r>
           <w:t xml:space="preserve">, the point</w:t>
         </w:r>
       </w:ins>
-      <w:ins w:id="210" w:author="PR Preview" w:date="2026-01-01T00:00:00Z">
+      <w:ins w:id="233" w:author="PR Preview" w:date="2026-01-01T00:00:00Z">
         <w:r>
           <w:t xml:space="preserve"> </w:t>
         </w:r>
@@ -2828,17 +3444,17 @@
           <m:t>)</m:t>
         </m:r>
       </m:oMath>
-      <w:ins w:id="211" w:author="PR Preview" w:date="2026-01-01T00:00:00Z">
-        <w:r>
-          <w:t xml:space="preserve"> </w:t>
-        </w:r>
-      </w:ins>
-      <w:ins w:id="212" w:author="PR Preview" w:date="2026-01-01T00:00:00Z">
+      <w:ins w:id="234" w:author="PR Preview" w:date="2026-01-01T00:00:00Z">
+        <w:r>
+          <w:t xml:space="preserve"> </w:t>
+        </w:r>
+      </w:ins>
+      <w:ins w:id="235" w:author="PR Preview" w:date="2026-01-01T00:00:00Z">
         <w:r>
           <w:t xml:space="preserve">is at distance</w:t>
         </w:r>
       </w:ins>
-      <w:ins w:id="213" w:author="PR Preview" w:date="2026-01-01T00:00:00Z">
+      <w:ins w:id="236" w:author="PR Preview" w:date="2026-01-01T00:00:00Z">
         <w:r>
           <w:t xml:space="preserve"> </w:t>
         </w:r>
@@ -2848,27 +3464,27 @@
           <m:t>θ</m:t>
         </m:r>
       </m:oMath>
-      <w:ins w:id="214" w:author="PR Preview" w:date="2026-01-01T00:00:00Z">
-        <w:r>
-          <w:t xml:space="preserve"> </w:t>
-        </w:r>
-      </w:ins>
-      <w:ins w:id="215" w:author="PR Preview" w:date="2026-01-01T00:00:00Z">
+      <w:ins w:id="237" w:author="PR Preview" w:date="2026-01-01T00:00:00Z">
+        <w:r>
+          <w:t xml:space="preserve"> </w:t>
+        </w:r>
+      </w:ins>
+      <w:ins w:id="238" w:author="PR Preview" w:date="2026-01-01T00:00:00Z">
         <w:r>
           <w:t xml:space="preserve">along the circle</w:t>
         </w:r>
       </w:ins>
-      <w:ins w:id="216" w:author="PR Preview" w:date="2026-01-01T00:00:00Z">
-        <w:r>
-          <w:t xml:space="preserve"> </w:t>
-        </w:r>
-      </w:ins>
-      <w:ins w:id="217" w:author="PR Preview" w:date="2026-01-01T00:00:00Z">
+      <w:ins w:id="239" w:author="PR Preview" w:date="2026-01-01T00:00:00Z">
+        <w:r>
+          <w:t xml:space="preserve"> </w:t>
+        </w:r>
+      </w:ins>
+      <w:ins w:id="240" w:author="PR Preview" w:date="2026-01-01T00:00:00Z">
         <w:r>
           <w:t xml:space="preserve">from</w:t>
         </w:r>
       </w:ins>
-      <w:ins w:id="218" w:author="PR Preview" w:date="2026-01-01T00:00:00Z">
+      <w:ins w:id="241" w:author="PR Preview" w:date="2026-01-01T00:00:00Z">
         <w:r>
           <w:t xml:space="preserve"> </w:t>
         </w:r>
@@ -2899,12 +3515,12 @@
           <m:t>)</m:t>
         </m:r>
       </m:oMath>
-      <w:ins w:id="219" w:author="PR Preview" w:date="2026-01-01T00:00:00Z">
+      <w:ins w:id="242" w:author="PR Preview" w:date="2026-01-01T00:00:00Z">
         <w:r>
           <w:t xml:space="preserve">, counterclockwise, so it lies on the upper half of the unit circle,</w:t>
         </w:r>
       </w:ins>
-      <w:ins w:id="220" w:author="PR Preview" w:date="2026-01-01T00:00:00Z">
+      <w:ins w:id="243" w:author="PR Preview" w:date="2026-01-01T00:00:00Z">
         <w:r>
           <w:t xml:space="preserve"> </w:t>
         </w:r>
@@ -3054,12 +3670,12 @@
           <m:t>​</m:t>
         </m:r>
       </m:oMath>
-      <w:ins w:id="221" w:author="PR Preview" w:date="2026-01-01T00:00:00Z">
+      <w:ins w:id="244" w:author="PR Preview" w:date="2026-01-01T00:00:00Z">
         <w:r>
           <w:t xml:space="preserve">, which gives</w:t>
         </w:r>
       </w:ins>
-      <w:ins w:id="222" w:author="PR Preview" w:date="2026-01-01T00:00:00Z">
+      <w:ins w:id="245" w:author="PR Preview" w:date="2026-01-01T00:00:00Z">
         <w:r>
           <w:t xml:space="preserve"> </w:t>
         </w:r>
@@ -3084,22 +3700,22 @@
           <m:t>0</m:t>
         </m:r>
       </m:oMath>
-      <w:ins w:id="223" w:author="PR Preview" w:date="2026-01-01T00:00:00Z">
+      <w:ins w:id="246" w:author="PR Preview" w:date="2026-01-01T00:00:00Z">
         <w:r>
           <w:t xml:space="preserve">.</w:t>
         </w:r>
       </w:ins>
-      <w:ins w:id="224" w:author="PR Preview" w:date="2026-01-01T00:00:00Z">
-        <w:r>
-          <w:t xml:space="preserve"> </w:t>
-        </w:r>
-      </w:ins>
-      <w:ins w:id="225" w:author="PR Preview" w:date="2026-01-01T00:00:00Z">
+      <w:ins w:id="247" w:author="PR Preview" w:date="2026-01-01T00:00:00Z">
+        <w:r>
+          <w:t xml:space="preserve"> </w:t>
+        </w:r>
+      </w:ins>
+      <w:ins w:id="248" w:author="PR Preview" w:date="2026-01-01T00:00:00Z">
         <w:r>
           <w:t xml:space="preserve">Different values of</w:t>
         </w:r>
       </w:ins>
-      <w:ins w:id="226" w:author="PR Preview" w:date="2026-01-01T00:00:00Z">
+      <w:ins w:id="249" w:author="PR Preview" w:date="2026-01-01T00:00:00Z">
         <w:r>
           <w:t xml:space="preserve"> </w:t>
         </w:r>
@@ -3109,17 +3725,17 @@
           <m:t>θ</m:t>
         </m:r>
       </m:oMath>
-      <w:ins w:id="227" w:author="PR Preview" w:date="2026-01-01T00:00:00Z">
-        <w:r>
-          <w:t xml:space="preserve"> </w:t>
-        </w:r>
-      </w:ins>
-      <w:ins w:id="228" w:author="PR Preview" w:date="2026-01-01T00:00:00Z">
+      <w:ins w:id="250" w:author="PR Preview" w:date="2026-01-01T00:00:00Z">
+        <w:r>
+          <w:t xml:space="preserve"> </w:t>
+        </w:r>
+      </w:ins>
+      <w:ins w:id="251" w:author="PR Preview" w:date="2026-01-01T00:00:00Z">
         <w:r>
           <w:t xml:space="preserve">in</w:t>
         </w:r>
       </w:ins>
-      <w:ins w:id="229" w:author="PR Preview" w:date="2026-01-01T00:00:00Z">
+      <w:ins w:id="252" w:author="PR Preview" w:date="2026-01-01T00:00:00Z">
         <w:r>
           <w:t xml:space="preserve"> </w:t>
         </w:r>
@@ -3150,47 +3766,47 @@
           <m:t>]</m:t>
         </m:r>
       </m:oMath>
-      <w:ins w:id="230" w:author="PR Preview" w:date="2026-01-01T00:00:00Z">
-        <w:r>
-          <w:t xml:space="preserve"> </w:t>
-        </w:r>
-      </w:ins>
-      <w:ins w:id="231" w:author="PR Preview" w:date="2026-01-01T00:00:00Z">
+      <w:ins w:id="253" w:author="PR Preview" w:date="2026-01-01T00:00:00Z">
+        <w:r>
+          <w:t xml:space="preserve"> </w:t>
+        </w:r>
+      </w:ins>
+      <w:ins w:id="254" w:author="PR Preview" w:date="2026-01-01T00:00:00Z">
         <w:r>
           <w:t xml:space="preserve">are different distances along that half circle,</w:t>
         </w:r>
       </w:ins>
-      <w:ins w:id="232" w:author="PR Preview" w:date="2026-01-01T00:00:00Z">
-        <w:r>
-          <w:t xml:space="preserve"> </w:t>
-        </w:r>
-      </w:ins>
-      <w:ins w:id="233" w:author="PR Preview" w:date="2026-01-01T00:00:00Z">
+      <w:ins w:id="255" w:author="PR Preview" w:date="2026-01-01T00:00:00Z">
+        <w:r>
+          <w:t xml:space="preserve"> </w:t>
+        </w:r>
+      </w:ins>
+      <w:ins w:id="256" w:author="PR Preview" w:date="2026-01-01T00:00:00Z">
         <w:r>
           <w:t xml:space="preserve">so they give different points.</w:t>
         </w:r>
       </w:ins>
-      <w:ins w:id="234" w:author="PR Preview" w:date="2026-01-01T00:00:00Z">
-        <w:r>
-          <w:t xml:space="preserve"> </w:t>
-        </w:r>
-      </w:ins>
-      <w:ins w:id="235" w:author="PR Preview" w:date="2026-01-01T00:00:00Z">
+      <w:ins w:id="257" w:author="PR Preview" w:date="2026-01-01T00:00:00Z">
+        <w:r>
+          <w:t xml:space="preserve"> </w:t>
+        </w:r>
+      </w:ins>
+      <w:ins w:id="258" w:author="PR Preview" w:date="2026-01-01T00:00:00Z">
         <w:r>
           <w:t xml:space="preserve">Two different points of the upper half have different first coordinates,</w:t>
         </w:r>
       </w:ins>
-      <w:ins w:id="236" w:author="PR Preview" w:date="2026-01-01T00:00:00Z">
-        <w:r>
-          <w:t xml:space="preserve"> </w:t>
-        </w:r>
-      </w:ins>
-      <w:ins w:id="237" w:author="PR Preview" w:date="2026-01-01T00:00:00Z">
+      <w:ins w:id="259" w:author="PR Preview" w:date="2026-01-01T00:00:00Z">
+        <w:r>
+          <w:t xml:space="preserve"> </w:t>
+        </w:r>
+      </w:ins>
+      <w:ins w:id="260" w:author="PR Preview" w:date="2026-01-01T00:00:00Z">
         <w:r>
           <w:t xml:space="preserve">because</w:t>
         </w:r>
       </w:ins>
-      <w:ins w:id="238" w:author="PR Preview" w:date="2026-01-01T00:00:00Z">
+      <w:ins w:id="261" w:author="PR Preview" w:date="2026-01-01T00:00:00Z">
         <w:r>
           <w:t xml:space="preserve"> </w:t>
         </w:r>
@@ -3249,17 +3865,17 @@
           </m:e>
         </m:rad>
       </m:oMath>
-      <w:ins w:id="239" w:author="PR Preview" w:date="2026-01-01T00:00:00Z">
-        <w:r>
-          <w:t xml:space="preserve"> </w:t>
-        </w:r>
-      </w:ins>
-      <w:ins w:id="240" w:author="PR Preview" w:date="2026-01-01T00:00:00Z">
+      <w:ins w:id="262" w:author="PR Preview" w:date="2026-01-01T00:00:00Z">
+        <w:r>
+          <w:t xml:space="preserve"> </w:t>
+        </w:r>
+      </w:ins>
+      <w:ins w:id="263" w:author="PR Preview" w:date="2026-01-01T00:00:00Z">
         <w:r>
           <w:t xml:space="preserve">is determined by</w:t>
         </w:r>
       </w:ins>
-      <w:ins w:id="241" w:author="PR Preview" w:date="2026-01-01T00:00:00Z">
+      <w:ins w:id="264" w:author="PR Preview" w:date="2026-01-01T00:00:00Z">
         <w:r>
           <w:t xml:space="preserve"> </w:t>
         </w:r>
@@ -3278,22 +3894,22 @@
           </m:sub>
         </m:sSub>
       </m:oMath>
-      <w:ins w:id="242" w:author="PR Preview" w:date="2026-01-01T00:00:00Z">
+      <w:ins w:id="265" w:author="PR Preview" w:date="2026-01-01T00:00:00Z">
         <w:r>
           <w:t xml:space="preserve">.</w:t>
         </w:r>
       </w:ins>
-      <w:ins w:id="243" w:author="PR Preview" w:date="2026-01-01T00:00:00Z">
-        <w:r>
-          <w:t xml:space="preserve"> </w:t>
-        </w:r>
-      </w:ins>
-      <w:ins w:id="244" w:author="PR Preview" w:date="2026-01-01T00:00:00Z">
+      <w:ins w:id="266" w:author="PR Preview" w:date="2026-01-01T00:00:00Z">
+        <w:r>
+          <w:t xml:space="preserve"> </w:t>
+        </w:r>
+      </w:ins>
+      <w:ins w:id="267" w:author="PR Preview" w:date="2026-01-01T00:00:00Z">
         <w:r>
           <w:t xml:space="preserve">So</w:t>
         </w:r>
       </w:ins>
-      <w:ins w:id="245" w:author="PR Preview" w:date="2026-01-01T00:00:00Z">
+      <w:ins w:id="268" w:author="PR Preview" w:date="2026-01-01T00:00:00Z">
         <w:r>
           <w:t xml:space="preserve"> </w:t>
         </w:r>
@@ -3306,17 +3922,17 @@
           <m:t>cos</m:t>
         </m:r>
       </m:oMath>
-      <w:ins w:id="246" w:author="PR Preview" w:date="2026-01-01T00:00:00Z">
-        <w:r>
-          <w:t xml:space="preserve"> </w:t>
-        </w:r>
-      </w:ins>
-      <w:ins w:id="247" w:author="PR Preview" w:date="2026-01-01T00:00:00Z">
+      <w:ins w:id="269" w:author="PR Preview" w:date="2026-01-01T00:00:00Z">
+        <w:r>
+          <w:t xml:space="preserve"> </w:t>
+        </w:r>
+      </w:ins>
+      <w:ins w:id="270" w:author="PR Preview" w:date="2026-01-01T00:00:00Z">
         <w:r>
           <w:t xml:space="preserve">is one-to-one on</w:t>
         </w:r>
       </w:ins>
-      <w:ins w:id="248" w:author="PR Preview" w:date="2026-01-01T00:00:00Z">
+      <w:ins w:id="271" w:author="PR Preview" w:date="2026-01-01T00:00:00Z">
         <w:r>
           <w:t xml:space="preserve"> </w:t>
         </w:r>
@@ -3347,22 +3963,22 @@
           <m:t>]</m:t>
         </m:r>
       </m:oMath>
-      <w:ins w:id="249" w:author="PR Preview" w:date="2026-01-01T00:00:00Z">
+      <w:ins w:id="272" w:author="PR Preview" w:date="2026-01-01T00:00:00Z">
         <w:r>
           <w:t xml:space="preserve">.</w:t>
         </w:r>
       </w:ins>
-      <w:ins w:id="250" w:author="PR Preview" w:date="2026-01-01T00:00:00Z">
-        <w:r>
-          <w:t xml:space="preserve"> </w:t>
-        </w:r>
-      </w:ins>
-      <w:ins w:id="251" w:author="PR Preview" w:date="2026-01-01T00:00:00Z">
+      <w:ins w:id="273" w:author="PR Preview" w:date="2026-01-01T00:00:00Z">
+        <w:r>
+          <w:t xml:space="preserve"> </w:t>
+        </w:r>
+      </w:ins>
+      <w:ins w:id="274" w:author="PR Preview" w:date="2026-01-01T00:00:00Z">
         <w:r>
           <w:t xml:space="preserve">Every</w:t>
         </w:r>
       </w:ins>
-      <w:ins w:id="252" w:author="PR Preview" w:date="2026-01-01T00:00:00Z">
+      <w:ins w:id="275" w:author="PR Preview" w:date="2026-01-01T00:00:00Z">
         <w:r>
           <w:t xml:space="preserve"> </w:t>
         </w:r>
@@ -3417,17 +4033,17 @@
           <m:t>]</m:t>
         </m:r>
       </m:oMath>
-      <w:ins w:id="253" w:author="PR Preview" w:date="2026-01-01T00:00:00Z">
-        <w:r>
-          <w:t xml:space="preserve"> </w:t>
-        </w:r>
-      </w:ins>
-      <w:ins w:id="254" w:author="PR Preview" w:date="2026-01-01T00:00:00Z">
+      <w:ins w:id="276" w:author="PR Preview" w:date="2026-01-01T00:00:00Z">
+        <w:r>
+          <w:t xml:space="preserve"> </w:t>
+        </w:r>
+      </w:ins>
+      <w:ins w:id="277" w:author="PR Preview" w:date="2026-01-01T00:00:00Z">
         <w:r>
           <w:t xml:space="preserve">is the first coordinate of the point</w:t>
         </w:r>
       </w:ins>
-      <w:ins w:id="255" w:author="PR Preview" w:date="2026-01-01T00:00:00Z">
+      <w:ins w:id="278" w:author="PR Preview" w:date="2026-01-01T00:00:00Z">
         <w:r>
           <w:t xml:space="preserve"> </w:t>
         </w:r>
@@ -3498,27 +4114,27 @@
           <m:t>)</m:t>
         </m:r>
       </m:oMath>
-      <w:ins w:id="256" w:author="PR Preview" w:date="2026-01-01T00:00:00Z">
-        <w:r>
-          <w:t xml:space="preserve"> </w:t>
-        </w:r>
-      </w:ins>
-      <w:ins w:id="257" w:author="PR Preview" w:date="2026-01-01T00:00:00Z">
+      <w:ins w:id="279" w:author="PR Preview" w:date="2026-01-01T00:00:00Z">
+        <w:r>
+          <w:t xml:space="preserve"> </w:t>
+        </w:r>
+      </w:ins>
+      <w:ins w:id="280" w:author="PR Preview" w:date="2026-01-01T00:00:00Z">
         <w:r>
           <w:t xml:space="preserve">of the upper half,</w:t>
         </w:r>
       </w:ins>
-      <w:ins w:id="258" w:author="PR Preview" w:date="2026-01-01T00:00:00Z">
-        <w:r>
-          <w:t xml:space="preserve"> </w:t>
-        </w:r>
-      </w:ins>
-      <w:ins w:id="259" w:author="PR Preview" w:date="2026-01-01T00:00:00Z">
+      <w:ins w:id="281" w:author="PR Preview" w:date="2026-01-01T00:00:00Z">
+        <w:r>
+          <w:t xml:space="preserve"> </w:t>
+        </w:r>
+      </w:ins>
+      <w:ins w:id="282" w:author="PR Preview" w:date="2026-01-01T00:00:00Z">
         <w:r>
           <w:t xml:space="preserve">and the distance along the half circle from</w:t>
         </w:r>
       </w:ins>
-      <w:ins w:id="260" w:author="PR Preview" w:date="2026-01-01T00:00:00Z">
+      <w:ins w:id="283" w:author="PR Preview" w:date="2026-01-01T00:00:00Z">
         <w:r>
           <w:t xml:space="preserve"> </w:t>
         </w:r>
@@ -3549,17 +4165,17 @@
           <m:t>)</m:t>
         </m:r>
       </m:oMath>
-      <w:ins w:id="261" w:author="PR Preview" w:date="2026-01-01T00:00:00Z">
-        <w:r>
-          <w:t xml:space="preserve"> </w:t>
-        </w:r>
-      </w:ins>
-      <w:ins w:id="262" w:author="PR Preview" w:date="2026-01-01T00:00:00Z">
+      <w:ins w:id="284" w:author="PR Preview" w:date="2026-01-01T00:00:00Z">
+        <w:r>
+          <w:t xml:space="preserve"> </w:t>
+        </w:r>
+      </w:ins>
+      <w:ins w:id="285" w:author="PR Preview" w:date="2026-01-01T00:00:00Z">
         <w:r>
           <w:t xml:space="preserve">to that point is some</w:t>
         </w:r>
       </w:ins>
-      <w:ins w:id="263" w:author="PR Preview" w:date="2026-01-01T00:00:00Z">
+      <w:ins w:id="286" w:author="PR Preview" w:date="2026-01-01T00:00:00Z">
         <w:r>
           <w:t xml:space="preserve"> </w:t>
         </w:r>
@@ -3599,22 +4215,22 @@
           <m:t>]</m:t>
         </m:r>
       </m:oMath>
-      <w:ins w:id="264" w:author="PR Preview" w:date="2026-01-01T00:00:00Z">
+      <w:ins w:id="287" w:author="PR Preview" w:date="2026-01-01T00:00:00Z">
         <w:r>
           <w:t xml:space="preserve">,</w:t>
         </w:r>
       </w:ins>
-      <w:ins w:id="265" w:author="PR Preview" w:date="2026-01-01T00:00:00Z">
-        <w:r>
-          <w:t xml:space="preserve"> </w:t>
-        </w:r>
-      </w:ins>
-      <w:ins w:id="266" w:author="PR Preview" w:date="2026-01-01T00:00:00Z">
+      <w:ins w:id="288" w:author="PR Preview" w:date="2026-01-01T00:00:00Z">
+        <w:r>
+          <w:t xml:space="preserve"> </w:t>
+        </w:r>
+      </w:ins>
+      <w:ins w:id="289" w:author="PR Preview" w:date="2026-01-01T00:00:00Z">
         <w:r>
           <w:t xml:space="preserve">so</w:t>
         </w:r>
       </w:ins>
-      <w:ins w:id="267" w:author="PR Preview" w:date="2026-01-01T00:00:00Z">
+      <w:ins w:id="290" w:author="PR Preview" w:date="2026-01-01T00:00:00Z">
         <w:r>
           <w:t xml:space="preserve"> </w:t>
         </w:r>
@@ -3627,17 +4243,17 @@
           <m:t>cos</m:t>
         </m:r>
       </m:oMath>
-      <w:ins w:id="268" w:author="PR Preview" w:date="2026-01-01T00:00:00Z">
-        <w:r>
-          <w:t xml:space="preserve"> </w:t>
-        </w:r>
-      </w:ins>
-      <w:ins w:id="269" w:author="PR Preview" w:date="2026-01-01T00:00:00Z">
+      <w:ins w:id="291" w:author="PR Preview" w:date="2026-01-01T00:00:00Z">
+        <w:r>
+          <w:t xml:space="preserve"> </w:t>
+        </w:r>
+      </w:ins>
+      <w:ins w:id="292" w:author="PR Preview" w:date="2026-01-01T00:00:00Z">
         <w:r>
           <w:t xml:space="preserve">takes every value in</w:t>
         </w:r>
       </w:ins>
-      <w:ins w:id="270" w:author="PR Preview" w:date="2026-01-01T00:00:00Z">
+      <w:ins w:id="293" w:author="PR Preview" w:date="2026-01-01T00:00:00Z">
         <w:r>
           <w:t xml:space="preserve"> </w:t>
         </w:r>
@@ -3674,67 +4290,74 @@
           <m:t>]</m:t>
         </m:r>
       </m:oMath>
-      <w:ins w:id="271" w:author="PR Preview" w:date="2026-01-01T00:00:00Z">
+      <w:ins w:id="294" w:author="PR Preview" w:date="2026-01-01T00:00:00Z">
         <w:r>
           <w:t xml:space="preserve">.</w:t>
         </w:r>
       </w:ins>
-      <w:ins w:id="272" w:author="PR Preview" w:date="2026-01-01T00:00:00Z">
-        <w:r>
-          <w:t xml:space="preserve"> </w:t>
-        </w:r>
-      </w:ins>
-      <w:ins w:id="273" w:author="PR Preview" w:date="2026-01-01T00:00:00Z">
-        <w:r>
-          <w:t xml:space="preserve">A one-to-one continuous function that goes from</w:t>
-        </w:r>
-      </w:ins>
-      <w:ins w:id="274" w:author="PR Preview" w:date="2026-01-01T00:00:00Z">
-        <w:r>
-          <w:t xml:space="preserve"> </w:t>
-        </w:r>
-      </w:ins>
-      <m:oMath>
+      <w:ins w:id="295" w:author="PR Preview" w:date="2026-01-01T00:00:00Z">
+        <w:r>
+          <w:t xml:space="preserve"> </w:t>
+        </w:r>
+      </w:ins>
+      <w:ins w:id="296" w:author="PR Preview" w:date="2026-01-01T00:00:00Z">
+        <w:r>
+          <w:t xml:space="preserve">Finally, move along the upper half circle from</w:t>
+        </w:r>
+      </w:ins>
+      <w:ins w:id="297" w:author="PR Preview" w:date="2026-01-01T00:00:00Z">
+        <w:r>
+          <w:t xml:space="preserve"> </w:t>
+        </w:r>
+      </w:ins>
+      <m:oMath>
+        <m:r>
+          <m:rPr>
+            <m:sty m:val="p"/>
+          </m:rPr>
+          <m:t>(</m:t>
+        </m:r>
         <m:r>
           <m:t>1</m:t>
         </m:r>
-      </m:oMath>
-      <w:ins w:id="275" w:author="PR Preview" w:date="2026-01-01T00:00:00Z">
-        <w:r>
-          <w:t xml:space="preserve"> </w:t>
-        </w:r>
-      </w:ins>
-      <w:ins w:id="276" w:author="PR Preview" w:date="2026-01-01T00:00:00Z">
-        <w:r>
-          <w:t xml:space="preserve">at</w:t>
-        </w:r>
-      </w:ins>
-      <w:ins w:id="277" w:author="PR Preview" w:date="2026-01-01T00:00:00Z">
-        <w:r>
-          <w:t xml:space="preserve"> </w:t>
-        </w:r>
-      </w:ins>
-      <m:oMath>
+        <m:r>
+          <m:rPr>
+            <m:sty m:val="p"/>
+          </m:rPr>
+          <m:t>,</m:t>
+        </m:r>
         <m:r>
           <m:t>0</m:t>
         </m:r>
-      </m:oMath>
-      <w:ins w:id="278" w:author="PR Preview" w:date="2026-01-01T00:00:00Z">
-        <w:r>
-          <w:t xml:space="preserve"> </w:t>
-        </w:r>
-      </w:ins>
-      <w:ins w:id="279" w:author="PR Preview" w:date="2026-01-01T00:00:00Z">
+        <m:r>
+          <m:rPr>
+            <m:sty m:val="p"/>
+          </m:rPr>
+          <m:t>)</m:t>
+        </m:r>
+      </m:oMath>
+      <w:ins w:id="298" w:author="PR Preview" w:date="2026-01-01T00:00:00Z">
+        <w:r>
+          <w:t xml:space="preserve"> </w:t>
+        </w:r>
+      </w:ins>
+      <w:ins w:id="299" w:author="PR Preview" w:date="2026-01-01T00:00:00Z">
         <w:r>
           <w:t xml:space="preserve">to</w:t>
         </w:r>
       </w:ins>
-      <w:ins w:id="280" w:author="PR Preview" w:date="2026-01-01T00:00:00Z">
-        <w:r>
-          <w:t xml:space="preserve"> </w:t>
-        </w:r>
-      </w:ins>
-      <m:oMath>
+      <w:ins w:id="300" w:author="PR Preview" w:date="2026-01-01T00:00:00Z">
+        <w:r>
+          <w:t xml:space="preserve"> </w:t>
+        </w:r>
+      </w:ins>
+      <m:oMath>
+        <m:r>
+          <m:rPr>
+            <m:sty m:val="p"/>
+          </m:rPr>
+          <m:t>(</m:t>
+        </m:r>
         <m:r>
           <m:rPr>
             <m:sty m:val="p"/>
@@ -3744,18 +4367,73 @@
         <m:r>
           <m:t>1</m:t>
         </m:r>
-      </m:oMath>
-      <w:ins w:id="281" w:author="PR Preview" w:date="2026-01-01T00:00:00Z">
-        <w:r>
-          <w:t xml:space="preserve"> </w:t>
-        </w:r>
-      </w:ins>
-      <w:ins w:id="282" w:author="PR Preview" w:date="2026-01-01T00:00:00Z">
-        <w:r>
-          <w:t xml:space="preserve">at</w:t>
-        </w:r>
-      </w:ins>
-      <w:ins w:id="283" w:author="PR Preview" w:date="2026-01-01T00:00:00Z">
+        <m:r>
+          <m:rPr>
+            <m:sty m:val="p"/>
+          </m:rPr>
+          <m:t>,</m:t>
+        </m:r>
+        <m:r>
+          <m:t>0</m:t>
+        </m:r>
+        <m:r>
+          <m:rPr>
+            <m:sty m:val="p"/>
+          </m:rPr>
+          <m:t>)</m:t>
+        </m:r>
+      </m:oMath>
+      <w:ins w:id="301" w:author="PR Preview" w:date="2026-01-01T00:00:00Z">
+        <w:r>
+          <w:t xml:space="preserve"> </w:t>
+        </w:r>
+      </w:ins>
+      <w:ins w:id="302" w:author="PR Preview" w:date="2026-01-01T00:00:00Z">
+        <w:r>
+          <w:t xml:space="preserve">as</w:t>
+        </w:r>
+      </w:ins>
+      <w:ins w:id="303" w:author="PR Preview" w:date="2026-01-01T00:00:00Z">
+        <w:r>
+          <w:t xml:space="preserve"> </w:t>
+        </w:r>
+      </w:ins>
+      <m:oMath>
+        <m:r>
+          <m:t>θ</m:t>
+        </m:r>
+      </m:oMath>
+      <w:ins w:id="304" w:author="PR Preview" w:date="2026-01-01T00:00:00Z">
+        <w:r>
+          <w:t xml:space="preserve"> </w:t>
+        </w:r>
+      </w:ins>
+      <w:ins w:id="305" w:author="PR Preview" w:date="2026-01-01T00:00:00Z">
+        <w:r>
+          <w:t xml:space="preserve">increases from</w:t>
+        </w:r>
+      </w:ins>
+      <w:ins w:id="306" w:author="PR Preview" w:date="2026-01-01T00:00:00Z">
+        <w:r>
+          <w:t xml:space="preserve"> </w:t>
+        </w:r>
+      </w:ins>
+      <m:oMath>
+        <m:r>
+          <m:t>0</m:t>
+        </m:r>
+      </m:oMath>
+      <w:ins w:id="307" w:author="PR Preview" w:date="2026-01-01T00:00:00Z">
+        <w:r>
+          <w:t xml:space="preserve"> </w:t>
+        </w:r>
+      </w:ins>
+      <w:ins w:id="308" w:author="PR Preview" w:date="2026-01-01T00:00:00Z">
+        <w:r>
+          <w:t xml:space="preserve">to</w:t>
+        </w:r>
+      </w:ins>
+      <w:ins w:id="309" w:author="PR Preview" w:date="2026-01-01T00:00:00Z">
         <w:r>
           <w:t xml:space="preserve"> </w:t>
         </w:r>
@@ -3765,14 +4443,100 @@
           <m:t>π</m:t>
         </m:r>
       </m:oMath>
-      <w:ins w:id="284" w:author="PR Preview" w:date="2026-01-01T00:00:00Z">
-        <w:r>
-          <w:t xml:space="preserve"> </w:t>
-        </w:r>
-      </w:ins>
-      <w:ins w:id="285" w:author="PR Preview" w:date="2026-01-01T00:00:00Z">
-        <w:r>
-          <w:t xml:space="preserve">is decreasing.</w:t>
+      <w:ins w:id="310" w:author="PR Preview" w:date="2026-01-01T00:00:00Z">
+        <w:r>
+          <w:t xml:space="preserve">.</w:t>
+        </w:r>
+      </w:ins>
+      <w:ins w:id="311" w:author="PR Preview" w:date="2026-01-01T00:00:00Z">
+        <w:r>
+          <w:t xml:space="preserve"> </w:t>
+        </w:r>
+      </w:ins>
+      <w:ins w:id="312" w:author="PR Preview" w:date="2026-01-01T00:00:00Z">
+        <w:r>
+          <w:t xml:space="preserve">The first coordinate never takes the same value twice, so it never turns back.</w:t>
+        </w:r>
+      </w:ins>
+      <w:ins w:id="313" w:author="PR Preview" w:date="2026-01-01T00:00:00Z">
+        <w:r>
+          <w:t xml:space="preserve"> </w:t>
+        </w:r>
+      </w:ins>
+      <w:ins w:id="314" w:author="PR Preview" w:date="2026-01-01T00:00:00Z">
+        <w:r>
+          <w:t xml:space="preserve">It starts at</w:t>
+        </w:r>
+      </w:ins>
+      <w:ins w:id="315" w:author="PR Preview" w:date="2026-01-01T00:00:00Z">
+        <w:r>
+          <w:t xml:space="preserve"> </w:t>
+        </w:r>
+      </w:ins>
+      <m:oMath>
+        <m:r>
+          <m:rPr>
+            <m:sty m:val="p"/>
+          </m:rPr>
+          <m:t>cos</m:t>
+        </m:r>
+        <m:r>
+          <m:t>0</m:t>
+        </m:r>
+        <m:r>
+          <m:rPr>
+            <m:sty m:val="p"/>
+          </m:rPr>
+          <m:t>=</m:t>
+        </m:r>
+        <m:r>
+          <m:t>1</m:t>
+        </m:r>
+      </m:oMath>
+      <w:ins w:id="316" w:author="PR Preview" w:date="2026-01-01T00:00:00Z">
+        <w:r>
+          <w:t xml:space="preserve"> </w:t>
+        </w:r>
+      </w:ins>
+      <w:ins w:id="317" w:author="PR Preview" w:date="2026-01-01T00:00:00Z">
+        <w:r>
+          <w:t xml:space="preserve">and ends at</w:t>
+        </w:r>
+      </w:ins>
+      <w:ins w:id="318" w:author="PR Preview" w:date="2026-01-01T00:00:00Z">
+        <w:r>
+          <w:t xml:space="preserve"> </w:t>
+        </w:r>
+      </w:ins>
+      <m:oMath>
+        <m:r>
+          <m:rPr>
+            <m:sty m:val="p"/>
+          </m:rPr>
+          <m:t>cos</m:t>
+        </m:r>
+        <m:r>
+          <m:t>π</m:t>
+        </m:r>
+        <m:r>
+          <m:rPr>
+            <m:sty m:val="p"/>
+          </m:rPr>
+          <m:t>=</m:t>
+        </m:r>
+        <m:r>
+          <m:rPr>
+            <m:sty m:val="p"/>
+          </m:rPr>
+          <m:t>−</m:t>
+        </m:r>
+        <m:r>
+          <m:t>1</m:t>
+        </m:r>
+      </m:oMath>
+      <w:ins w:id="319" w:author="PR Preview" w:date="2026-01-01T00:00:00Z">
+        <w:r>
+          <w:t xml:space="preserve">, so it only decreases.</w:t>
         </w:r>
       </w:ins>
     </w:p>

--- a/pr-preview/pr-309/algebra-trigonometry-tracked-changes.docx
+++ b/pr-preview/pr-309/algebra-trigonometry-tracked-changes.docx
@@ -6,11 +6,19 @@
       <w:pPr>
         <w:pStyle w:val="Title"/>
       </w:pPr>
-      <w:ins w:id="1" w:author="PR Preview" w:date="2026-01-01T00:00:00Z">
+      <w:r>
+        <w:t xml:space="preserve">Trigonometry</w:t>
+      </w:r>
+    </w:p>
+    <w:p>
+      <w:pPr>
+        <w:pStyle w:val="Date"/>
+      </w:pPr>
+      <w:del w:id="1" w:author="PR Preview" w:date="2026-01-01T00:00:00Z">
         <w:r>
-          <w:t xml:space="preserve">Trigonometry</w:t>
+          <w:delText xml:space="preserve">Last modified: 2026-10-15 07:39:11 (PDT)</w:delText>
         </w:r>
-      </w:ins>
+      </w:del>
     </w:p>
     <w:p>
       <w:pPr>
@@ -18,7 +26,7 @@
       </w:pPr>
       <w:ins w:id="2" w:author="PR Preview" w:date="2026-01-01T00:00:00Z">
         <w:r>
-          <w:t xml:space="preserve">Last modified: 2026-10-15 05:32:53 (PDT)</w:t>
+          <w:t xml:space="preserve">Last modified: 2026-10-15 07:34:52 (PDT)</w:t>
         </w:r>
       </w:ins>
     </w:p>
@@ -27,65 +35,47 @@
       <w:pPr>
         <w:pStyle w:val="Heading2"/>
       </w:pPr>
-      <w:ins w:id="3" w:author="PR Preview" w:date="2026-01-01T00:00:00Z">
-        <w:r>
-          <w:t xml:space="preserve">1 Cosine and sine</w:t>
-        </w:r>
-      </w:ins>
+      <w:r>
+        <w:t xml:space="preserve">1 Cosine and sine</w:t>
+      </w:r>
     </w:p>
     <w:bookmarkStart w:id="9" w:name="def-cosine-sine"/>
     <w:p>
       <w:pPr>
         <w:pStyle w:val="FirstParagraph"/>
       </w:pPr>
-      <w:ins w:id="4" w:author="PR Preview" w:date="2026-01-01T00:00:00Z">
-        <w:r>
-          <w:rPr>
-            <w:b/>
-            <w:bCs/>
-          </w:rPr>
-          <w:t xml:space="preserve">Definition 1 (Cosine and sine)</w:t>
-        </w:r>
-      </w:ins>
-      <w:ins w:id="5" w:author="PR Preview" w:date="2026-01-01T00:00:00Z">
-        <w:r>
-          <w:t xml:space="preserve"> </w:t>
-        </w:r>
-      </w:ins>
-      <w:ins w:id="6" w:author="PR Preview" w:date="2026-01-01T00:00:00Z">
-        <w:r>
-          <w:t xml:space="preserve">The</w:t>
-        </w:r>
-      </w:ins>
-      <w:ins w:id="7" w:author="PR Preview" w:date="2026-01-01T00:00:00Z">
-        <w:r>
-          <w:t xml:space="preserve"> </w:t>
-        </w:r>
-      </w:ins>
-      <w:ins w:id="8" w:author="PR Preview" w:date="2026-01-01T00:00:00Z">
-        <w:r>
-          <w:rPr>
-            <w:i/>
-            <w:iCs/>
-          </w:rPr>
-          <w:t xml:space="preserve">unit circle</w:t>
-        </w:r>
-      </w:ins>
-      <w:ins w:id="9" w:author="PR Preview" w:date="2026-01-01T00:00:00Z">
-        <w:r>
-          <w:t xml:space="preserve"> </w:t>
-        </w:r>
-      </w:ins>
-      <w:ins w:id="10" w:author="PR Preview" w:date="2026-01-01T00:00:00Z">
-        <w:r>
-          <w:t xml:space="preserve">is the set of points</w:t>
-        </w:r>
-      </w:ins>
-      <w:ins w:id="11" w:author="PR Preview" w:date="2026-01-01T00:00:00Z">
-        <w:r>
-          <w:t xml:space="preserve"> </w:t>
-        </w:r>
-      </w:ins>
+      <w:r>
+        <w:rPr>
+          <w:b/>
+          <w:bCs/>
+        </w:rPr>
+        <w:t xml:space="preserve">Definition 1 (Cosine and sine)</w:t>
+      </w:r>
+      <w:r>
+        <w:t xml:space="preserve"> </w:t>
+      </w:r>
+      <w:r>
+        <w:t xml:space="preserve">The</w:t>
+      </w:r>
+      <w:r>
+        <w:t xml:space="preserve"> </w:t>
+      </w:r>
+      <w:r>
+        <w:rPr>
+          <w:i/>
+          <w:iCs/>
+        </w:rPr>
+        <w:t xml:space="preserve">unit circle</w:t>
+      </w:r>
+      <w:r>
+        <w:t xml:space="preserve"> </w:t>
+      </w:r>
+      <w:r>
+        <w:t xml:space="preserve">is the set of points</w:t>
+      </w:r>
+      <w:r>
+        <w:t xml:space="preserve"> </w:t>
+      </w:r>
       <m:oMath>
         <m:r>
           <m:rPr>
@@ -130,21 +120,15 @@
           <m:t>)</m:t>
         </m:r>
       </m:oMath>
-      <w:ins w:id="12" w:author="PR Preview" w:date="2026-01-01T00:00:00Z">
-        <w:r>
-          <w:t xml:space="preserve"> </w:t>
-        </w:r>
-      </w:ins>
-      <w:ins w:id="13" w:author="PR Preview" w:date="2026-01-01T00:00:00Z">
-        <w:r>
-          <w:t xml:space="preserve">in the plane with</w:t>
-        </w:r>
-      </w:ins>
-      <w:ins w:id="14" w:author="PR Preview" w:date="2026-01-01T00:00:00Z">
-        <w:r>
-          <w:t xml:space="preserve"> </w:t>
-        </w:r>
-      </w:ins>
+      <w:r>
+        <w:t xml:space="preserve"> </w:t>
+      </w:r>
+      <w:r>
+        <w:t xml:space="preserve">in the plane with</w:t>
+      </w:r>
+      <w:r>
+        <w:t xml:space="preserve"> </w:t>
+      </w:r>
       <m:oMath>
         <m:sSubSup>
           <m:e>
@@ -196,26 +180,18 @@
           <m:t>1</m:t>
         </m:r>
       </m:oMath>
-      <w:ins w:id="15" w:author="PR Preview" w:date="2026-01-01T00:00:00Z">
-        <w:r>
-          <w:t xml:space="preserve">,</w:t>
-        </w:r>
-      </w:ins>
-      <w:ins w:id="16" w:author="PR Preview" w:date="2026-01-01T00:00:00Z">
-        <w:r>
-          <w:t xml:space="preserve"> </w:t>
-        </w:r>
-      </w:ins>
-      <w:ins w:id="17" w:author="PR Preview" w:date="2026-01-01T00:00:00Z">
-        <w:r>
-          <w:t xml:space="preserve">and</w:t>
-        </w:r>
-      </w:ins>
-      <w:ins w:id="18" w:author="PR Preview" w:date="2026-01-01T00:00:00Z">
-        <w:r>
-          <w:t xml:space="preserve"> </w:t>
-        </w:r>
-      </w:ins>
+      <w:r>
+        <w:t xml:space="preserve">,</w:t>
+      </w:r>
+      <w:r>
+        <w:t xml:space="preserve"> </w:t>
+      </w:r>
+      <w:r>
+        <w:t xml:space="preserve">and</w:t>
+      </w:r>
+      <w:r>
+        <w:t xml:space="preserve"> </w:t>
+      </w:r>
       <m:oMath>
         <m:r>
           <m:t>π</m:t>
@@ -230,46 +206,32 @@
           <m:t>3.14159</m:t>
         </m:r>
       </m:oMath>
-      <w:ins w:id="19" w:author="PR Preview" w:date="2026-01-01T00:00:00Z">
-        <w:r>
-          <w:t xml:space="preserve"> </w:t>
-        </w:r>
-      </w:ins>
-      <w:ins w:id="20" w:author="PR Preview" w:date="2026-01-01T00:00:00Z">
-        <w:r>
-          <w:t xml:space="preserve">is half of its circumference.</w:t>
-        </w:r>
-      </w:ins>
-      <w:ins w:id="21" w:author="PR Preview" w:date="2026-01-01T00:00:00Z">
-        <w:r>
-          <w:t xml:space="preserve"> </w:t>
-        </w:r>
-      </w:ins>
-      <w:ins w:id="22" w:author="PR Preview" w:date="2026-01-01T00:00:00Z">
-        <w:r>
-          <w:t xml:space="preserve">For a real number</w:t>
-        </w:r>
-      </w:ins>
-      <w:ins w:id="23" w:author="PR Preview" w:date="2026-01-01T00:00:00Z">
-        <w:r>
-          <w:t xml:space="preserve"> </w:t>
-        </w:r>
-      </w:ins>
+      <w:r>
+        <w:t xml:space="preserve"> </w:t>
+      </w:r>
+      <w:r>
+        <w:t xml:space="preserve">is half of its circumference.</w:t>
+      </w:r>
+      <w:r>
+        <w:t xml:space="preserve"> </w:t>
+      </w:r>
+      <w:r>
+        <w:t xml:space="preserve">For a real number</w:t>
+      </w:r>
+      <w:r>
+        <w:t xml:space="preserve"> </w:t>
+      </w:r>
       <m:oMath>
         <m:r>
           <m:t>θ</m:t>
         </m:r>
       </m:oMath>
-      <w:ins w:id="24" w:author="PR Preview" w:date="2026-01-01T00:00:00Z">
-        <w:r>
-          <w:t xml:space="preserve">, start at the point</w:t>
-        </w:r>
-      </w:ins>
-      <w:ins w:id="25" w:author="PR Preview" w:date="2026-01-01T00:00:00Z">
-        <w:r>
-          <w:t xml:space="preserve"> </w:t>
-        </w:r>
-      </w:ins>
+      <w:r>
+        <w:t xml:space="preserve">, start at the point</w:t>
+      </w:r>
+      <w:r>
+        <w:t xml:space="preserve"> </w:t>
+      </w:r>
       <m:oMath>
         <m:r>
           <m:rPr>
@@ -296,21 +258,15 @@
           <m:t>)</m:t>
         </m:r>
       </m:oMath>
-      <w:ins w:id="26" w:author="PR Preview" w:date="2026-01-01T00:00:00Z">
-        <w:r>
-          <w:t xml:space="preserve"> </w:t>
-        </w:r>
-      </w:ins>
-      <w:ins w:id="27" w:author="PR Preview" w:date="2026-01-01T00:00:00Z">
-        <w:r>
-          <w:t xml:space="preserve">and move a distance</w:t>
-        </w:r>
-      </w:ins>
-      <w:ins w:id="28" w:author="PR Preview" w:date="2026-01-01T00:00:00Z">
-        <w:r>
-          <w:t xml:space="preserve"> </w:t>
-        </w:r>
-      </w:ins>
+      <w:r>
+        <w:t xml:space="preserve"> </w:t>
+      </w:r>
+      <w:r>
+        <w:t xml:space="preserve">and move a distance</w:t>
+      </w:r>
+      <w:r>
+        <w:t xml:space="preserve"> </w:t>
+      </w:r>
       <m:oMath>
         <m:r>
           <m:t>​</m:t>
@@ -332,31 +288,21 @@
           <m:t>​</m:t>
         </m:r>
       </m:oMath>
-      <w:ins w:id="29" w:author="PR Preview" w:date="2026-01-01T00:00:00Z">
-        <w:r>
-          <w:t xml:space="preserve"> </w:t>
-        </w:r>
-      </w:ins>
-      <w:ins w:id="30" w:author="PR Preview" w:date="2026-01-01T00:00:00Z">
-        <w:r>
-          <w:t xml:space="preserve">along the unit circle,</w:t>
-        </w:r>
-      </w:ins>
-      <w:ins w:id="31" w:author="PR Preview" w:date="2026-01-01T00:00:00Z">
-        <w:r>
-          <w:t xml:space="preserve"> </w:t>
-        </w:r>
-      </w:ins>
-      <w:ins w:id="32" w:author="PR Preview" w:date="2026-01-01T00:00:00Z">
-        <w:r>
-          <w:t xml:space="preserve">counterclockwise if</w:t>
-        </w:r>
-      </w:ins>
-      <w:ins w:id="33" w:author="PR Preview" w:date="2026-01-01T00:00:00Z">
-        <w:r>
-          <w:t xml:space="preserve"> </w:t>
-        </w:r>
-      </w:ins>
+      <w:r>
+        <w:t xml:space="preserve"> </w:t>
+      </w:r>
+      <w:r>
+        <w:t xml:space="preserve">along the unit circle,</w:t>
+      </w:r>
+      <w:r>
+        <w:t xml:space="preserve"> </w:t>
+      </w:r>
+      <w:r>
+        <w:t xml:space="preserve">counterclockwise if</w:t>
+      </w:r>
+      <w:r>
+        <w:t xml:space="preserve"> </w:t>
+      </w:r>
       <m:oMath>
         <m:r>
           <m:t>θ</m:t>
@@ -371,21 +317,15 @@
           <m:t>0</m:t>
         </m:r>
       </m:oMath>
-      <w:ins w:id="34" w:author="PR Preview" w:date="2026-01-01T00:00:00Z">
-        <w:r>
-          <w:t xml:space="preserve"> </w:t>
-        </w:r>
-      </w:ins>
-      <w:ins w:id="35" w:author="PR Preview" w:date="2026-01-01T00:00:00Z">
-        <w:r>
-          <w:t xml:space="preserve">and clockwise if</w:t>
-        </w:r>
-      </w:ins>
-      <w:ins w:id="36" w:author="PR Preview" w:date="2026-01-01T00:00:00Z">
-        <w:r>
-          <w:t xml:space="preserve"> </w:t>
-        </w:r>
-      </w:ins>
+      <w:r>
+        <w:t xml:space="preserve"> </w:t>
+      </w:r>
+      <w:r>
+        <w:t xml:space="preserve">and clockwise if</w:t>
+      </w:r>
+      <w:r>
+        <w:t xml:space="preserve"> </w:t>
+      </w:r>
       <m:oMath>
         <m:r>
           <m:t>θ</m:t>
@@ -400,26 +340,18 @@
           <m:t>0</m:t>
         </m:r>
       </m:oMath>
-      <w:ins w:id="37" w:author="PR Preview" w:date="2026-01-01T00:00:00Z">
-        <w:r>
-          <w:t xml:space="preserve">.</w:t>
-        </w:r>
-      </w:ins>
-      <w:ins w:id="38" w:author="PR Preview" w:date="2026-01-01T00:00:00Z">
-        <w:r>
-          <w:t xml:space="preserve"> </w:t>
-        </w:r>
-      </w:ins>
-      <w:ins w:id="39" w:author="PR Preview" w:date="2026-01-01T00:00:00Z">
-        <w:r>
-          <w:t xml:space="preserve">The point reached is</w:t>
-        </w:r>
-      </w:ins>
-      <w:ins w:id="40" w:author="PR Preview" w:date="2026-01-01T00:00:00Z">
-        <w:r>
-          <w:t xml:space="preserve"> </w:t>
-        </w:r>
-      </w:ins>
+      <w:r>
+        <w:t xml:space="preserve">.</w:t>
+      </w:r>
+      <w:r>
+        <w:t xml:space="preserve"> </w:t>
+      </w:r>
+      <w:r>
+        <w:t xml:space="preserve">The point reached is</w:t>
+      </w:r>
+      <w:r>
+        <w:t xml:space="preserve"> </w:t>
+      </w:r>
       <m:oMath>
         <m:r>
           <m:rPr>
@@ -458,109 +390,75 @@
           <m:t>)</m:t>
         </m:r>
       </m:oMath>
-      <w:ins w:id="41" w:author="PR Preview" w:date="2026-01-01T00:00:00Z">
-        <w:r>
-          <w:t xml:space="preserve">:</w:t>
-        </w:r>
-      </w:ins>
-      <w:ins w:id="42" w:author="PR Preview" w:date="2026-01-01T00:00:00Z">
-        <w:r>
-          <w:t xml:space="preserve"> </w:t>
-        </w:r>
-      </w:ins>
-      <w:ins w:id="43" w:author="PR Preview" w:date="2026-01-01T00:00:00Z">
-        <w:r>
-          <w:t xml:space="preserve">its first coordinate is the</w:t>
-        </w:r>
-      </w:ins>
-      <w:ins w:id="44" w:author="PR Preview" w:date="2026-01-01T00:00:00Z">
-        <w:r>
-          <w:t xml:space="preserve"> </w:t>
-        </w:r>
-      </w:ins>
-      <w:ins w:id="45" w:author="PR Preview" w:date="2026-01-01T00:00:00Z">
-        <w:r>
-          <w:rPr>
-            <w:b/>
-            <w:bCs/>
-          </w:rPr>
-          <w:t xml:space="preserve">cosine</w:t>
-        </w:r>
-      </w:ins>
-      <w:ins w:id="46" w:author="PR Preview" w:date="2026-01-01T00:00:00Z">
-        <w:r>
-          <w:t xml:space="preserve"> </w:t>
-        </w:r>
-      </w:ins>
-      <w:ins w:id="47" w:author="PR Preview" w:date="2026-01-01T00:00:00Z">
-        <w:r>
-          <w:t xml:space="preserve">of</w:t>
-        </w:r>
-      </w:ins>
-      <w:ins w:id="48" w:author="PR Preview" w:date="2026-01-01T00:00:00Z">
-        <w:r>
-          <w:t xml:space="preserve"> </w:t>
-        </w:r>
-      </w:ins>
+      <w:r>
+        <w:t xml:space="preserve">:</w:t>
+      </w:r>
+      <w:r>
+        <w:t xml:space="preserve"> </w:t>
+      </w:r>
+      <w:r>
+        <w:t xml:space="preserve">its first coordinate is the</w:t>
+      </w:r>
+      <w:r>
+        <w:t xml:space="preserve"> </w:t>
+      </w:r>
+      <w:r>
+        <w:rPr>
+          <w:b/>
+          <w:bCs/>
+        </w:rPr>
+        <w:t xml:space="preserve">cosine</w:t>
+      </w:r>
+      <w:r>
+        <w:t xml:space="preserve"> </w:t>
+      </w:r>
+      <w:r>
+        <w:t xml:space="preserve">of</w:t>
+      </w:r>
+      <w:r>
+        <w:t xml:space="preserve"> </w:t>
+      </w:r>
       <m:oMath>
         <m:r>
           <m:t>θ</m:t>
         </m:r>
       </m:oMath>
-      <w:ins w:id="49" w:author="PR Preview" w:date="2026-01-01T00:00:00Z">
-        <w:r>
-          <w:t xml:space="preserve">,</w:t>
-        </w:r>
-      </w:ins>
-      <w:ins w:id="50" w:author="PR Preview" w:date="2026-01-01T00:00:00Z">
-        <w:r>
-          <w:t xml:space="preserve"> </w:t>
-        </w:r>
-      </w:ins>
-      <w:ins w:id="51" w:author="PR Preview" w:date="2026-01-01T00:00:00Z">
-        <w:r>
-          <w:t xml:space="preserve">and its second coordinate is the</w:t>
-        </w:r>
-      </w:ins>
-      <w:ins w:id="52" w:author="PR Preview" w:date="2026-01-01T00:00:00Z">
-        <w:r>
-          <w:t xml:space="preserve"> </w:t>
-        </w:r>
-      </w:ins>
-      <w:ins w:id="53" w:author="PR Preview" w:date="2026-01-01T00:00:00Z">
-        <w:r>
-          <w:rPr>
-            <w:b/>
-            <w:bCs/>
-          </w:rPr>
-          <w:t xml:space="preserve">sine</w:t>
-        </w:r>
-      </w:ins>
-      <w:ins w:id="54" w:author="PR Preview" w:date="2026-01-01T00:00:00Z">
-        <w:r>
-          <w:t xml:space="preserve"> </w:t>
-        </w:r>
-      </w:ins>
-      <w:ins w:id="55" w:author="PR Preview" w:date="2026-01-01T00:00:00Z">
-        <w:r>
-          <w:t xml:space="preserve">of</w:t>
-        </w:r>
-      </w:ins>
-      <w:ins w:id="56" w:author="PR Preview" w:date="2026-01-01T00:00:00Z">
-        <w:r>
-          <w:t xml:space="preserve"> </w:t>
-        </w:r>
-      </w:ins>
+      <w:r>
+        <w:t xml:space="preserve">,</w:t>
+      </w:r>
+      <w:r>
+        <w:t xml:space="preserve"> </w:t>
+      </w:r>
+      <w:r>
+        <w:t xml:space="preserve">and its second coordinate is the</w:t>
+      </w:r>
+      <w:r>
+        <w:t xml:space="preserve"> </w:t>
+      </w:r>
+      <w:r>
+        <w:rPr>
+          <w:b/>
+          <w:bCs/>
+        </w:rPr>
+        <w:t xml:space="preserve">sine</w:t>
+      </w:r>
+      <w:r>
+        <w:t xml:space="preserve"> </w:t>
+      </w:r>
+      <w:r>
+        <w:t xml:space="preserve">of</w:t>
+      </w:r>
+      <w:r>
+        <w:t xml:space="preserve"> </w:t>
+      </w:r>
       <m:oMath>
         <m:r>
           <m:t>θ</m:t>
         </m:r>
       </m:oMath>
-      <w:ins w:id="57" w:author="PR Preview" w:date="2026-01-01T00:00:00Z">
-        <w:r>
-          <w:t xml:space="preserve">.</w:t>
-        </w:r>
-      </w:ins>
+      <w:r>
+        <w:t xml:space="preserve">.</w:t>
+      </w:r>
     </w:p>
     <w:bookmarkEnd w:id="9"/>
     <w:bookmarkStart w:id="10" w:name="exm-cosine-sine"/>
@@ -568,25 +466,19 @@
       <w:pPr>
         <w:pStyle w:val="BodyText"/>
       </w:pPr>
-      <w:ins w:id="58" w:author="PR Preview" w:date="2026-01-01T00:00:00Z">
-        <w:r>
-          <w:rPr>
-            <w:b/>
-            <w:bCs/>
-          </w:rPr>
-          <w:t xml:space="preserve">Example 1 (Cosines and sines of some angles)</w:t>
-        </w:r>
-      </w:ins>
-      <w:ins w:id="59" w:author="PR Preview" w:date="2026-01-01T00:00:00Z">
-        <w:r>
-          <w:t xml:space="preserve"> </w:t>
-        </w:r>
-      </w:ins>
-      <w:ins w:id="60" w:author="PR Preview" w:date="2026-01-01T00:00:00Z">
-        <w:r>
-          <w:t xml:space="preserve"> </w:t>
-        </w:r>
-      </w:ins>
+      <w:r>
+        <w:rPr>
+          <w:b/>
+          <w:bCs/>
+        </w:rPr>
+        <w:t xml:space="preserve">Example 1 (Cosines and sines of some angles)</w:t>
+      </w:r>
+      <w:r>
+        <w:t xml:space="preserve"> </w:t>
+      </w:r>
+      <w:r>
+        <w:t xml:space="preserve"> </w:t>
+      </w:r>
     </w:p>
     <w:p>
       <w:pPr>
@@ -609,21 +501,15 @@
           <m:t>0</m:t>
         </m:r>
       </m:oMath>
-      <w:ins w:id="61" w:author="PR Preview" w:date="2026-01-01T00:00:00Z">
-        <w:r>
-          <w:t xml:space="preserve"> </w:t>
-        </w:r>
-      </w:ins>
-      <w:ins w:id="62" w:author="PR Preview" w:date="2026-01-01T00:00:00Z">
-        <w:r>
-          <w:t xml:space="preserve">stays at</w:t>
-        </w:r>
-      </w:ins>
-      <w:ins w:id="63" w:author="PR Preview" w:date="2026-01-01T00:00:00Z">
-        <w:r>
-          <w:t xml:space="preserve"> </w:t>
-        </w:r>
-      </w:ins>
+      <w:r>
+        <w:t xml:space="preserve"> </w:t>
+      </w:r>
+      <w:r>
+        <w:t xml:space="preserve">stays at</w:t>
+      </w:r>
+      <w:r>
+        <w:t xml:space="preserve"> </w:t>
+      </w:r>
       <m:oMath>
         <m:r>
           <m:rPr>
@@ -650,16 +536,12 @@
           <m:t>)</m:t>
         </m:r>
       </m:oMath>
-      <w:ins w:id="64" w:author="PR Preview" w:date="2026-01-01T00:00:00Z">
-        <w:r>
-          <w:t xml:space="preserve">, so</w:t>
-        </w:r>
-      </w:ins>
-      <w:ins w:id="65" w:author="PR Preview" w:date="2026-01-01T00:00:00Z">
-        <w:r>
-          <w:t xml:space="preserve"> </w:t>
-        </w:r>
-      </w:ins>
+      <w:r>
+        <w:t xml:space="preserve">, so</w:t>
+      </w:r>
+      <w:r>
+        <w:t xml:space="preserve"> </w:t>
+      </w:r>
       <m:oMath>
         <m:r>
           <m:rPr>
@@ -680,21 +562,15 @@
           <m:t>1</m:t>
         </m:r>
       </m:oMath>
-      <w:ins w:id="66" w:author="PR Preview" w:date="2026-01-01T00:00:00Z">
-        <w:r>
-          <w:t xml:space="preserve"> </w:t>
-        </w:r>
-      </w:ins>
-      <w:ins w:id="67" w:author="PR Preview" w:date="2026-01-01T00:00:00Z">
-        <w:r>
-          <w:t xml:space="preserve">and</w:t>
-        </w:r>
-      </w:ins>
-      <w:ins w:id="68" w:author="PR Preview" w:date="2026-01-01T00:00:00Z">
-        <w:r>
-          <w:t xml:space="preserve"> </w:t>
-        </w:r>
-      </w:ins>
+      <w:r>
+        <w:t xml:space="preserve"> </w:t>
+      </w:r>
+      <w:r>
+        <w:t xml:space="preserve">and</w:t>
+      </w:r>
+      <w:r>
+        <w:t xml:space="preserve"> </w:t>
+      </w:r>
       <m:oMath>
         <m:r>
           <m:rPr>
@@ -715,11 +591,9 @@
           <m:t>0</m:t>
         </m:r>
       </m:oMath>
-      <w:ins w:id="69" w:author="PR Preview" w:date="2026-01-01T00:00:00Z">
-        <w:r>
-          <w:t xml:space="preserve">.</w:t>
-        </w:r>
-      </w:ins>
+      <w:r>
+        <w:t xml:space="preserve">.</w:t>
+      </w:r>
     </w:p>
     <w:p>
       <w:pPr>
@@ -742,21 +616,15 @@
           <m:t>π</m:t>
         </m:r>
       </m:oMath>
-      <w:ins w:id="70" w:author="PR Preview" w:date="2026-01-01T00:00:00Z">
-        <w:r>
-          <w:t xml:space="preserve"> </w:t>
-        </w:r>
-      </w:ins>
-      <w:ins w:id="71" w:author="PR Preview" w:date="2026-01-01T00:00:00Z">
-        <w:r>
-          <w:t xml:space="preserve">goes half way around the circle, to</w:t>
-        </w:r>
-      </w:ins>
-      <w:ins w:id="72" w:author="PR Preview" w:date="2026-01-01T00:00:00Z">
-        <w:r>
-          <w:t xml:space="preserve"> </w:t>
-        </w:r>
-      </w:ins>
+      <w:r>
+        <w:t xml:space="preserve"> </w:t>
+      </w:r>
+      <w:r>
+        <w:t xml:space="preserve">goes half way around the circle, to</w:t>
+      </w:r>
+      <w:r>
+        <w:t xml:space="preserve"> </w:t>
+      </w:r>
       <m:oMath>
         <m:r>
           <m:rPr>
@@ -789,26 +657,18 @@
           <m:t>)</m:t>
         </m:r>
       </m:oMath>
-      <w:ins w:id="73" w:author="PR Preview" w:date="2026-01-01T00:00:00Z">
-        <w:r>
-          <w:t xml:space="preserve">,</w:t>
-        </w:r>
-      </w:ins>
-      <w:ins w:id="74" w:author="PR Preview" w:date="2026-01-01T00:00:00Z">
-        <w:r>
-          <w:t xml:space="preserve"> </w:t>
-        </w:r>
-      </w:ins>
-      <w:ins w:id="75" w:author="PR Preview" w:date="2026-01-01T00:00:00Z">
-        <w:r>
-          <w:t xml:space="preserve">so</w:t>
-        </w:r>
-      </w:ins>
-      <w:ins w:id="76" w:author="PR Preview" w:date="2026-01-01T00:00:00Z">
-        <w:r>
-          <w:t xml:space="preserve"> </w:t>
-        </w:r>
-      </w:ins>
+      <w:r>
+        <w:t xml:space="preserve">,</w:t>
+      </w:r>
+      <w:r>
+        <w:t xml:space="preserve"> </w:t>
+      </w:r>
+      <w:r>
+        <w:t xml:space="preserve">so</w:t>
+      </w:r>
+      <w:r>
+        <w:t xml:space="preserve"> </w:t>
+      </w:r>
       <m:oMath>
         <m:r>
           <m:rPr>
@@ -835,21 +695,15 @@
           <m:t>1</m:t>
         </m:r>
       </m:oMath>
-      <w:ins w:id="77" w:author="PR Preview" w:date="2026-01-01T00:00:00Z">
-        <w:r>
-          <w:t xml:space="preserve"> </w:t>
-        </w:r>
-      </w:ins>
-      <w:ins w:id="78" w:author="PR Preview" w:date="2026-01-01T00:00:00Z">
-        <w:r>
-          <w:t xml:space="preserve">and</w:t>
-        </w:r>
-      </w:ins>
-      <w:ins w:id="79" w:author="PR Preview" w:date="2026-01-01T00:00:00Z">
-        <w:r>
-          <w:t xml:space="preserve"> </w:t>
-        </w:r>
-      </w:ins>
+      <w:r>
+        <w:t xml:space="preserve"> </w:t>
+      </w:r>
+      <w:r>
+        <w:t xml:space="preserve">and</w:t>
+      </w:r>
+      <w:r>
+        <w:t xml:space="preserve"> </w:t>
+      </w:r>
       <m:oMath>
         <m:r>
           <m:rPr>
@@ -870,11 +724,9 @@
           <m:t>0</m:t>
         </m:r>
       </m:oMath>
-      <w:ins w:id="80" w:author="PR Preview" w:date="2026-01-01T00:00:00Z">
-        <w:r>
-          <w:t xml:space="preserve">.</w:t>
-        </w:r>
-      </w:ins>
+      <w:r>
+        <w:t xml:space="preserve">.</w:t>
+      </w:r>
     </w:p>
     <w:p>
       <w:pPr>
@@ -906,21 +758,15 @@
           <m:t>2</m:t>
         </m:r>
       </m:oMath>
-      <w:ins w:id="81" w:author="PR Preview" w:date="2026-01-01T00:00:00Z">
-        <w:r>
-          <w:t xml:space="preserve"> </w:t>
-        </w:r>
-      </w:ins>
-      <w:ins w:id="82" w:author="PR Preview" w:date="2026-01-01T00:00:00Z">
-        <w:r>
-          <w:t xml:space="preserve">goes a quarter of the way round, to</w:t>
-        </w:r>
-      </w:ins>
-      <w:ins w:id="83" w:author="PR Preview" w:date="2026-01-01T00:00:00Z">
-        <w:r>
-          <w:t xml:space="preserve"> </w:t>
-        </w:r>
-      </w:ins>
+      <w:r>
+        <w:t xml:space="preserve"> </w:t>
+      </w:r>
+      <w:r>
+        <w:t xml:space="preserve">goes a quarter of the way round, to</w:t>
+      </w:r>
+      <w:r>
+        <w:t xml:space="preserve"> </w:t>
+      </w:r>
       <m:oMath>
         <m:r>
           <m:rPr>
@@ -947,26 +793,18 @@
           <m:t>)</m:t>
         </m:r>
       </m:oMath>
-      <w:ins w:id="84" w:author="PR Preview" w:date="2026-01-01T00:00:00Z">
-        <w:r>
-          <w:t xml:space="preserve">,</w:t>
-        </w:r>
-      </w:ins>
-      <w:ins w:id="85" w:author="PR Preview" w:date="2026-01-01T00:00:00Z">
-        <w:r>
-          <w:t xml:space="preserve"> </w:t>
-        </w:r>
-      </w:ins>
-      <w:ins w:id="86" w:author="PR Preview" w:date="2026-01-01T00:00:00Z">
-        <w:r>
-          <w:t xml:space="preserve">so</w:t>
-        </w:r>
-      </w:ins>
-      <w:ins w:id="87" w:author="PR Preview" w:date="2026-01-01T00:00:00Z">
-        <w:r>
-          <w:t xml:space="preserve"> </w:t>
-        </w:r>
-      </w:ins>
+      <w:r>
+        <w:t xml:space="preserve">,</w:t>
+      </w:r>
+      <w:r>
+        <w:t xml:space="preserve"> </w:t>
+      </w:r>
+      <w:r>
+        <w:t xml:space="preserve">so</w:t>
+      </w:r>
+      <w:r>
+        <w:t xml:space="preserve"> </w:t>
+      </w:r>
       <m:oMath>
         <m:r>
           <m:rPr>
@@ -1008,21 +846,15 @@
           <m:t>0</m:t>
         </m:r>
       </m:oMath>
-      <w:ins w:id="88" w:author="PR Preview" w:date="2026-01-01T00:00:00Z">
-        <w:r>
-          <w:t xml:space="preserve"> </w:t>
-        </w:r>
-      </w:ins>
-      <w:ins w:id="89" w:author="PR Preview" w:date="2026-01-01T00:00:00Z">
-        <w:r>
-          <w:t xml:space="preserve">and</w:t>
-        </w:r>
-      </w:ins>
-      <w:ins w:id="90" w:author="PR Preview" w:date="2026-01-01T00:00:00Z">
-        <w:r>
-          <w:t xml:space="preserve"> </w:t>
-        </w:r>
-      </w:ins>
+      <w:r>
+        <w:t xml:space="preserve"> </w:t>
+      </w:r>
+      <w:r>
+        <w:t xml:space="preserve">and</w:t>
+      </w:r>
+      <w:r>
+        <w:t xml:space="preserve"> </w:t>
+      </w:r>
       <m:oMath>
         <m:r>
           <m:rPr>
@@ -1064,11 +896,9 @@
           <m:t>1</m:t>
         </m:r>
       </m:oMath>
-      <w:ins w:id="91" w:author="PR Preview" w:date="2026-01-01T00:00:00Z">
-        <w:r>
-          <w:t xml:space="preserve">.</w:t>
-        </w:r>
-      </w:ins>
+      <w:r>
+        <w:t xml:space="preserve">.</w:t>
+      </w:r>
     </w:p>
     <w:p>
       <w:pPr>
@@ -1100,31 +930,21 @@
           <m:t>4</m:t>
         </m:r>
       </m:oMath>
-      <w:ins w:id="92" w:author="PR Preview" w:date="2026-01-01T00:00:00Z">
-        <w:r>
-          <w:t xml:space="preserve"> </w:t>
-        </w:r>
-      </w:ins>
-      <w:ins w:id="93" w:author="PR Preview" w:date="2026-01-01T00:00:00Z">
-        <w:r>
-          <w:t xml:space="preserve">goes an eighth of the way round,</w:t>
-        </w:r>
-      </w:ins>
-      <w:ins w:id="94" w:author="PR Preview" w:date="2026-01-01T00:00:00Z">
-        <w:r>
-          <w:t xml:space="preserve"> </w:t>
-        </w:r>
-      </w:ins>
-      <w:ins w:id="95" w:author="PR Preview" w:date="2026-01-01T00:00:00Z">
-        <w:r>
-          <w:t xml:space="preserve">to the point of the circle with</w:t>
-        </w:r>
-      </w:ins>
-      <w:ins w:id="96" w:author="PR Preview" w:date="2026-01-01T00:00:00Z">
-        <w:r>
-          <w:t xml:space="preserve"> </w:t>
-        </w:r>
-      </w:ins>
+      <w:r>
+        <w:t xml:space="preserve"> </w:t>
+      </w:r>
+      <w:r>
+        <w:t xml:space="preserve">goes an eighth of the way round,</w:t>
+      </w:r>
+      <w:r>
+        <w:t xml:space="preserve"> </w:t>
+      </w:r>
+      <w:r>
+        <w:t xml:space="preserve">to the point of the circle with</w:t>
+      </w:r>
+      <w:r>
+        <w:t xml:space="preserve"> </w:t>
+      </w:r>
       <m:oMath>
         <m:sSub>
           <m:e>
@@ -1166,26 +986,18 @@
           <m:t>0</m:t>
         </m:r>
       </m:oMath>
-      <w:ins w:id="97" w:author="PR Preview" w:date="2026-01-01T00:00:00Z">
-        <w:r>
-          <w:t xml:space="preserve">.</w:t>
-        </w:r>
-      </w:ins>
-      <w:ins w:id="98" w:author="PR Preview" w:date="2026-01-01T00:00:00Z">
-        <w:r>
-          <w:t xml:space="preserve"> </w:t>
-        </w:r>
-      </w:ins>
-      <w:ins w:id="99" w:author="PR Preview" w:date="2026-01-01T00:00:00Z">
-        <w:r>
-          <w:t xml:space="preserve">There</w:t>
-        </w:r>
-      </w:ins>
-      <w:ins w:id="100" w:author="PR Preview" w:date="2026-01-01T00:00:00Z">
-        <w:r>
-          <w:t xml:space="preserve"> </w:t>
-        </w:r>
-      </w:ins>
+      <w:r>
+        <w:t xml:space="preserve">.</w:t>
+      </w:r>
+      <w:r>
+        <w:t xml:space="preserve"> </w:t>
+      </w:r>
+      <w:r>
+        <w:t xml:space="preserve">There</w:t>
+      </w:r>
+      <w:r>
+        <w:t xml:space="preserve"> </w:t>
+      </w:r>
       <m:oMath>
         <m:sSubSup>
           <m:e>
@@ -1237,16 +1049,12 @@
           <m:t>1</m:t>
         </m:r>
       </m:oMath>
-      <w:ins w:id="101" w:author="PR Preview" w:date="2026-01-01T00:00:00Z">
-        <w:r>
-          <w:t xml:space="preserve">, so</w:t>
-        </w:r>
-      </w:ins>
-      <w:ins w:id="102" w:author="PR Preview" w:date="2026-01-01T00:00:00Z">
-        <w:r>
-          <w:t xml:space="preserve"> </w:t>
-        </w:r>
-      </w:ins>
+      <w:r>
+        <w:t xml:space="preserve">, so</w:t>
+      </w:r>
+      <w:r>
+        <w:t xml:space="preserve"> </w:t>
+      </w:r>
       <m:oMath>
         <m:sSubSup>
           <m:e>
@@ -1287,21 +1095,15 @@
           </m:den>
         </m:f>
       </m:oMath>
-      <w:ins w:id="103" w:author="PR Preview" w:date="2026-01-01T00:00:00Z">
-        <w:r>
-          <w:t xml:space="preserve"> </w:t>
-        </w:r>
-      </w:ins>
-      <w:ins w:id="104" w:author="PR Preview" w:date="2026-01-01T00:00:00Z">
-        <w:r>
-          <w:t xml:space="preserve">and</w:t>
-        </w:r>
-      </w:ins>
-      <w:ins w:id="105" w:author="PR Preview" w:date="2026-01-01T00:00:00Z">
-        <w:r>
-          <w:t xml:space="preserve"> </w:t>
-        </w:r>
-      </w:ins>
+      <w:r>
+        <w:t xml:space="preserve"> </w:t>
+      </w:r>
+      <w:r>
+        <w:t xml:space="preserve">and</w:t>
+      </w:r>
+      <w:r>
+        <w:t xml:space="preserve"> </w:t>
+      </w:r>
       <m:oMath>
         <m:sSub>
           <m:e>
@@ -1354,11 +1156,9 @@
           <m:t>0.7071</m:t>
         </m:r>
       </m:oMath>
-      <w:ins w:id="106" w:author="PR Preview" w:date="2026-01-01T00:00:00Z">
-        <w:r>
-          <w:t xml:space="preserve">:</w:t>
-        </w:r>
-      </w:ins>
+      <w:r>
+        <w:t xml:space="preserve">:</w:t>
+      </w:r>
     </w:p>
     <w:p>
       <w:pPr>
@@ -1489,35 +1289,25 @@
       <w:pPr>
         <w:pStyle w:val="FirstParagraph"/>
       </w:pPr>
-      <w:ins w:id="107" w:author="PR Preview" w:date="2026-01-01T00:00:00Z">
-        <w:r>
-          <w:t xml:space="preserve">Angles are also measured in</w:t>
-        </w:r>
-      </w:ins>
-      <w:ins w:id="108" w:author="PR Preview" w:date="2026-01-01T00:00:00Z">
-        <w:r>
-          <w:t xml:space="preserve"> </w:t>
-        </w:r>
-      </w:ins>
-      <w:ins w:id="109" w:author="PR Preview" w:date="2026-01-01T00:00:00Z">
-        <w:r>
-          <w:rPr>
-            <w:i/>
-            <w:iCs/>
-          </w:rPr>
-          <w:t xml:space="preserve">degrees</w:t>
-        </w:r>
-      </w:ins>
-      <w:ins w:id="110" w:author="PR Preview" w:date="2026-01-01T00:00:00Z">
-        <w:r>
-          <w:t xml:space="preserve">, with a full turn of</w:t>
-        </w:r>
-      </w:ins>
-      <w:ins w:id="111" w:author="PR Preview" w:date="2026-01-01T00:00:00Z">
-        <w:r>
-          <w:t xml:space="preserve"> </w:t>
-        </w:r>
-      </w:ins>
+      <w:r>
+        <w:t xml:space="preserve">Angles are also measured in</w:t>
+      </w:r>
+      <w:r>
+        <w:t xml:space="preserve"> </w:t>
+      </w:r>
+      <w:r>
+        <w:rPr>
+          <w:i/>
+          <w:iCs/>
+        </w:rPr>
+        <w:t xml:space="preserve">degrees</w:t>
+      </w:r>
+      <w:r>
+        <w:t xml:space="preserve">, with a full turn of</w:t>
+      </w:r>
+      <w:r>
+        <w:t xml:space="preserve"> </w:t>
+      </w:r>
       <m:oMath>
         <m:r>
           <m:t>2</m:t>
@@ -1526,51 +1316,35 @@
           <m:t>π</m:t>
         </m:r>
       </m:oMath>
-      <w:ins w:id="112" w:author="PR Preview" w:date="2026-01-01T00:00:00Z">
-        <w:r>
-          <w:t xml:space="preserve"> </w:t>
-        </w:r>
-      </w:ins>
-      <w:ins w:id="113" w:author="PR Preview" w:date="2026-01-01T00:00:00Z">
-        <w:r>
-          <w:t xml:space="preserve">equal to</w:t>
-        </w:r>
-      </w:ins>
-      <w:ins w:id="114" w:author="PR Preview" w:date="2026-01-01T00:00:00Z">
-        <w:r>
-          <w:t xml:space="preserve"> </w:t>
-        </w:r>
-      </w:ins>
+      <w:r>
+        <w:t xml:space="preserve"> </w:t>
+      </w:r>
+      <w:r>
+        <w:t xml:space="preserve">equal to</w:t>
+      </w:r>
+      <w:r>
+        <w:t xml:space="preserve"> </w:t>
+      </w:r>
       <m:oMath>
         <m:r>
           <m:t>360</m:t>
         </m:r>
       </m:oMath>
-      <w:ins w:id="115" w:author="PR Preview" w:date="2026-01-01T00:00:00Z">
-        <w:r>
-          <w:t xml:space="preserve"> </w:t>
-        </w:r>
-      </w:ins>
-      <w:ins w:id="116" w:author="PR Preview" w:date="2026-01-01T00:00:00Z">
-        <w:r>
-          <w:t xml:space="preserve">degrees,</w:t>
-        </w:r>
-      </w:ins>
-      <w:ins w:id="117" w:author="PR Preview" w:date="2026-01-01T00:00:00Z">
-        <w:r>
-          <w:t xml:space="preserve"> </w:t>
-        </w:r>
-      </w:ins>
-      <w:ins w:id="118" w:author="PR Preview" w:date="2026-01-01T00:00:00Z">
-        <w:r>
-          <w:t xml:space="preserve">so</w:t>
-        </w:r>
-      </w:ins>
-      <w:ins w:id="119" w:author="PR Preview" w:date="2026-01-01T00:00:00Z">
-        <w:r>
-          <w:t xml:space="preserve"> </w:t>
-        </w:r>
-      </w:ins>
+      <w:r>
+        <w:t xml:space="preserve"> </w:t>
+      </w:r>
+      <w:r>
+        <w:t xml:space="preserve">degrees,</w:t>
+      </w:r>
+      <w:r>
+        <w:t xml:space="preserve"> </w:t>
+      </w:r>
+      <w:r>
+        <w:t xml:space="preserve">so</w:t>
+      </w:r>
+      <w:r>
+        <w:t xml:space="preserve"> </w:t>
+      </w:r>
       <m:oMath>
         <m:r>
           <m:t>π</m:t>
@@ -1585,41 +1359,29 @@
           <m:t>2</m:t>
         </m:r>
       </m:oMath>
-      <w:ins w:id="120" w:author="PR Preview" w:date="2026-01-01T00:00:00Z">
-        <w:r>
-          <w:t xml:space="preserve"> </w:t>
-        </w:r>
-      </w:ins>
-      <w:ins w:id="121" w:author="PR Preview" w:date="2026-01-01T00:00:00Z">
-        <w:r>
-          <w:t xml:space="preserve">is</w:t>
-        </w:r>
-      </w:ins>
-      <w:ins w:id="122" w:author="PR Preview" w:date="2026-01-01T00:00:00Z">
-        <w:r>
-          <w:t xml:space="preserve"> </w:t>
-        </w:r>
-      </w:ins>
+      <w:r>
+        <w:t xml:space="preserve"> </w:t>
+      </w:r>
+      <w:r>
+        <w:t xml:space="preserve">is</w:t>
+      </w:r>
+      <w:r>
+        <w:t xml:space="preserve"> </w:t>
+      </w:r>
       <m:oMath>
         <m:r>
           <m:t>90</m:t>
         </m:r>
       </m:oMath>
-      <w:ins w:id="123" w:author="PR Preview" w:date="2026-01-01T00:00:00Z">
-        <w:r>
-          <w:t xml:space="preserve"> </w:t>
-        </w:r>
-      </w:ins>
-      <w:ins w:id="124" w:author="PR Preview" w:date="2026-01-01T00:00:00Z">
-        <w:r>
-          <w:t xml:space="preserve">degrees and</w:t>
-        </w:r>
-      </w:ins>
-      <w:ins w:id="125" w:author="PR Preview" w:date="2026-01-01T00:00:00Z">
-        <w:r>
-          <w:t xml:space="preserve"> </w:t>
-        </w:r>
-      </w:ins>
+      <w:r>
+        <w:t xml:space="preserve"> </w:t>
+      </w:r>
+      <w:r>
+        <w:t xml:space="preserve">degrees and</w:t>
+      </w:r>
+      <w:r>
+        <w:t xml:space="preserve"> </w:t>
+      </w:r>
       <m:oMath>
         <m:r>
           <m:t>π</m:t>
@@ -1634,36 +1396,26 @@
           <m:t>4</m:t>
         </m:r>
       </m:oMath>
-      <w:ins w:id="126" w:author="PR Preview" w:date="2026-01-01T00:00:00Z">
-        <w:r>
-          <w:t xml:space="preserve"> </w:t>
-        </w:r>
-      </w:ins>
-      <w:ins w:id="127" w:author="PR Preview" w:date="2026-01-01T00:00:00Z">
-        <w:r>
-          <w:t xml:space="preserve">is</w:t>
-        </w:r>
-      </w:ins>
-      <w:ins w:id="128" w:author="PR Preview" w:date="2026-01-01T00:00:00Z">
-        <w:r>
-          <w:t xml:space="preserve"> </w:t>
-        </w:r>
-      </w:ins>
+      <w:r>
+        <w:t xml:space="preserve"> </w:t>
+      </w:r>
+      <w:r>
+        <w:t xml:space="preserve">is</w:t>
+      </w:r>
+      <w:r>
+        <w:t xml:space="preserve"> </w:t>
+      </w:r>
       <m:oMath>
         <m:r>
           <m:t>45</m:t>
         </m:r>
       </m:oMath>
-      <w:ins w:id="129" w:author="PR Preview" w:date="2026-01-01T00:00:00Z">
-        <w:r>
-          <w:t xml:space="preserve"> </w:t>
-        </w:r>
-      </w:ins>
-      <w:ins w:id="130" w:author="PR Preview" w:date="2026-01-01T00:00:00Z">
-        <w:r>
-          <w:t xml:space="preserve">degrees.</w:t>
-        </w:r>
-      </w:ins>
+      <w:r>
+        <w:t xml:space="preserve"> </w:t>
+      </w:r>
+      <w:r>
+        <w:t xml:space="preserve">degrees.</w:t>
+      </w:r>
     </w:p>
     <w:bookmarkEnd w:id="10"/>
     <w:bookmarkStart w:id="11" w:name="thm-cosine-sine-identity"/>
@@ -1671,40 +1423,30 @@
       <w:pPr>
         <w:pStyle w:val="BodyText"/>
       </w:pPr>
-      <w:ins w:id="131" w:author="PR Preview" w:date="2026-01-01T00:00:00Z">
-        <w:r>
-          <w:rPr>
-            <w:b/>
-            <w:bCs/>
-          </w:rPr>
-          <w:t xml:space="preserve">Theorem 1 (The Pythagorean identity)</w:t>
-        </w:r>
-      </w:ins>
-      <w:ins w:id="132" w:author="PR Preview" w:date="2026-01-01T00:00:00Z">
-        <w:r>
-          <w:t xml:space="preserve"> </w:t>
-        </w:r>
-      </w:ins>
-      <w:ins w:id="133" w:author="PR Preview" w:date="2026-01-01T00:00:00Z">
-        <w:r>
-          <w:t xml:space="preserve">For every real number</w:t>
-        </w:r>
-      </w:ins>
-      <w:ins w:id="134" w:author="PR Preview" w:date="2026-01-01T00:00:00Z">
-        <w:r>
-          <w:t xml:space="preserve"> </w:t>
-        </w:r>
-      </w:ins>
+      <w:r>
+        <w:rPr>
+          <w:b/>
+          <w:bCs/>
+        </w:rPr>
+        <w:t xml:space="preserve">Theorem 1 (The Pythagorean identity)</w:t>
+      </w:r>
+      <w:r>
+        <w:t xml:space="preserve"> </w:t>
+      </w:r>
+      <w:r>
+        <w:t xml:space="preserve">For every real number</w:t>
+      </w:r>
+      <w:r>
+        <w:t xml:space="preserve"> </w:t>
+      </w:r>
       <m:oMath>
         <m:r>
           <m:t>θ</m:t>
         </m:r>
       </m:oMath>
-      <w:ins w:id="135" w:author="PR Preview" w:date="2026-01-01T00:00:00Z">
-        <w:r>
-          <w:t xml:space="preserve">,</w:t>
-        </w:r>
-      </w:ins>
+      <w:r>
+        <w:t xml:space="preserve">,</w:t>
+      </w:r>
     </w:p>
     <w:p>
       <w:pPr>
@@ -1780,108 +1522,86 @@
       <w:pPr>
         <w:pStyle w:val="FirstParagraph"/>
       </w:pPr>
-      <w:ins w:id="136" w:author="PR Preview" w:date="2026-01-01T00:00:00Z">
+      <w:r>
+        <w:rPr>
+          <w:i/>
+          <w:iCs/>
+        </w:rPr>
+        <w:t xml:space="preserve">Proof</w:t>
+      </w:r>
+      <w:r>
+        <w:t xml:space="preserve">. </w:t>
+      </w:r>
+      <w:r>
+        <w:t xml:space="preserve">The point</w:t>
+      </w:r>
+      <w:r>
+        <w:t xml:space="preserve"> </w:t>
+      </w:r>
+      <m:oMath>
+        <m:r>
+          <m:rPr>
+            <m:sty m:val="p"/>
+          </m:rPr>
+          <m:t>(</m:t>
+        </m:r>
+        <m:r>
+          <m:rPr>
+            <m:sty m:val="p"/>
+          </m:rPr>
+          <m:t>cos</m:t>
+        </m:r>
+        <m:r>
+          <m:t>θ</m:t>
+        </m:r>
+        <m:r>
+          <m:rPr>
+            <m:sty m:val="p"/>
+          </m:rPr>
+          <m:t>,</m:t>
+        </m:r>
+        <m:r>
+          <m:rPr>
+            <m:sty m:val="p"/>
+          </m:rPr>
+          <m:t>sin</m:t>
+        </m:r>
+        <m:r>
+          <m:t>θ</m:t>
+        </m:r>
+        <m:r>
+          <m:rPr>
+            <m:sty m:val="p"/>
+          </m:rPr>
+          <m:t>)</m:t>
+        </m:r>
+      </m:oMath>
+      <w:r>
+        <w:t xml:space="preserve"> </w:t>
+      </w:r>
+      <w:r>
+        <w:t xml:space="preserve">lies on the unit circle (</w:t>
+      </w:r>
+      <w:hyperlink w:anchor="def-cosine-sine">
         <w:r>
           <w:rPr>
-            <w:i/>
-            <w:iCs/>
+            <w:rStyle w:val="Hyperlink"/>
           </w:rPr>
-          <w:t xml:space="preserve">Proof</w:t>
+          <w:t xml:space="preserve">Definition 1</w:t>
         </w:r>
-      </w:ins>
-      <w:ins w:id="137" w:author="PR Preview" w:date="2026-01-01T00:00:00Z">
-        <w:r>
-          <w:t xml:space="preserve">. </w:t>
-        </w:r>
-      </w:ins>
-      <w:ins w:id="138" w:author="PR Preview" w:date="2026-01-01T00:00:00Z">
-        <w:r>
-          <w:t xml:space="preserve">The point</w:t>
-        </w:r>
-      </w:ins>
-      <w:ins w:id="139" w:author="PR Preview" w:date="2026-01-01T00:00:00Z">
-        <w:r>
-          <w:t xml:space="preserve"> </w:t>
-        </w:r>
-      </w:ins>
-      <m:oMath>
-        <m:r>
-          <m:rPr>
-            <m:sty m:val="p"/>
-          </m:rPr>
-          <m:t>(</m:t>
-        </m:r>
-        <m:r>
-          <m:rPr>
-            <m:sty m:val="p"/>
-          </m:rPr>
-          <m:t>cos</m:t>
-        </m:r>
-        <m:r>
-          <m:t>θ</m:t>
-        </m:r>
-        <m:r>
-          <m:rPr>
-            <m:sty m:val="p"/>
-          </m:rPr>
-          <m:t>,</m:t>
-        </m:r>
-        <m:r>
-          <m:rPr>
-            <m:sty m:val="p"/>
-          </m:rPr>
-          <m:t>sin</m:t>
-        </m:r>
-        <m:r>
-          <m:t>θ</m:t>
-        </m:r>
-        <m:r>
-          <m:rPr>
-            <m:sty m:val="p"/>
-          </m:rPr>
-          <m:t>)</m:t>
-        </m:r>
-      </m:oMath>
-      <w:ins w:id="140" w:author="PR Preview" w:date="2026-01-01T00:00:00Z">
-        <w:r>
-          <w:t xml:space="preserve"> </w:t>
-        </w:r>
-      </w:ins>
-      <w:ins w:id="141" w:author="PR Preview" w:date="2026-01-01T00:00:00Z">
-        <w:r>
-          <w:t xml:space="preserve">lies on the unit circle (</w:t>
-        </w:r>
-      </w:ins>
-      <w:hyperlink w:anchor="def-cosine-sine">
-        <w:ins w:id="142" w:author="PR Preview" w:date="2026-01-01T00:00:00Z">
-          <w:r>
-            <w:rPr>
-              <w:rStyle w:val="Hyperlink"/>
-            </w:rPr>
-            <w:t xml:space="preserve">Definition 1</w:t>
-          </w:r>
-        </w:ins>
       </w:hyperlink>
-      <w:ins w:id="143" w:author="PR Preview" w:date="2026-01-01T00:00:00Z">
-        <w:r>
-          <w:t xml:space="preserve">),</w:t>
-        </w:r>
-      </w:ins>
-      <w:ins w:id="144" w:author="PR Preview" w:date="2026-01-01T00:00:00Z">
-        <w:r>
-          <w:t xml:space="preserve"> </w:t>
-        </w:r>
-      </w:ins>
-      <w:ins w:id="145" w:author="PR Preview" w:date="2026-01-01T00:00:00Z">
-        <w:r>
-          <w:t xml:space="preserve">so its coordinates satisfy</w:t>
-        </w:r>
-      </w:ins>
-      <w:ins w:id="146" w:author="PR Preview" w:date="2026-01-01T00:00:00Z">
-        <w:r>
-          <w:t xml:space="preserve"> </w:t>
-        </w:r>
-      </w:ins>
+      <w:r>
+        <w:t xml:space="preserve">),</w:t>
+      </w:r>
+      <w:r>
+        <w:t xml:space="preserve"> </w:t>
+      </w:r>
+      <w:r>
+        <w:t xml:space="preserve">so its coordinates satisfy</w:t>
+      </w:r>
+      <w:r>
+        <w:t xml:space="preserve"> </w:t>
+      </w:r>
       <m:oMath>
         <m:sSubSup>
           <m:e>
@@ -1933,74 +1653,118 @@
           <m:t>1</m:t>
         </m:r>
       </m:oMath>
-      <w:ins w:id="147" w:author="PR Preview" w:date="2026-01-01T00:00:00Z">
-        <w:r>
-          <w:t xml:space="preserve">.</w:t>
-        </w:r>
-      </w:ins>
+      <w:r>
+        <w:t xml:space="preserve">.</w:t>
+      </w:r>
     </w:p>
     <w:bookmarkStart w:id="16" w:name="exm-cosine-sine-unit-circle"/>
     <w:p>
       <w:pPr>
         <w:pStyle w:val="BodyText"/>
       </w:pPr>
-      <w:ins w:id="148" w:author="PR Preview" w:date="2026-01-01T00:00:00Z">
+      <w:r>
+        <w:rPr>
+          <w:b/>
+          <w:bCs/>
+        </w:rPr>
+        <w:t xml:space="preserve">Example 2 (The unit circle and the angle</w:t>
+      </w:r>
+      <w:r>
+        <w:rPr>
+          <w:b/>
+          <w:bCs/>
+        </w:rPr>
+        <w:t xml:space="preserve"> </w:t>
+      </w:r>
+      <m:oMath>
+        <m:r>
+          <m:t>π</m:t>
+        </m:r>
+        <m:r>
+          <m:rPr>
+            <m:sty m:val="p"/>
+          </m:rPr>
+          <m:t>/</m:t>
+        </m:r>
+        <m:r>
+          <m:t>3</m:t>
+        </m:r>
+      </m:oMath>
+      <w:r>
+        <w:rPr>
+          <w:b/>
+          <w:bCs/>
+        </w:rPr>
+        <w:t xml:space="preserve">)</w:t>
+      </w:r>
+      <w:r>
+        <w:t xml:space="preserve"> </w:t>
+      </w:r>
+      <w:r>
+        <w:t xml:space="preserve">Take</w:t>
+      </w:r>
+      <w:r>
+        <w:t xml:space="preserve"> </w:t>
+      </w:r>
+      <m:oMath>
+        <m:r>
+          <m:t>θ</m:t>
+        </m:r>
+        <m:r>
+          <m:rPr>
+            <m:sty m:val="p"/>
+          </m:rPr>
+          <m:t>=</m:t>
+        </m:r>
+        <m:r>
+          <m:t>π</m:t>
+        </m:r>
+        <m:r>
+          <m:rPr>
+            <m:sty m:val="p"/>
+          </m:rPr>
+          <m:t>/</m:t>
+        </m:r>
+        <m:r>
+          <m:t>3</m:t>
+        </m:r>
+      </m:oMath>
+      <w:r>
+        <w:t xml:space="preserve">, one sixth of the way round the circle.</w:t>
+      </w:r>
+      <w:r>
+        <w:t xml:space="preserve"> </w:t>
+      </w:r>
+      <w:hyperlink w:anchor="fig-cosine-sine-unit-circle">
         <w:r>
           <w:rPr>
-            <w:b/>
-            <w:bCs/>
+            <w:rStyle w:val="Hyperlink"/>
           </w:rPr>
-          <w:t xml:space="preserve">Example 2 (The unit circle and the angle</w:t>
+          <w:t xml:space="preserve">Figure 1</w:t>
         </w:r>
-      </w:ins>
-      <w:ins w:id="149" w:author="PR Preview" w:date="2026-01-01T00:00:00Z">
-        <w:r>
-          <w:rPr>
-            <w:b/>
-            <w:bCs/>
-          </w:rPr>
-          <w:t xml:space="preserve"> </w:t>
-        </w:r>
-      </w:ins>
-      <m:oMath>
-        <m:r>
-          <m:t>π</m:t>
-        </m:r>
-        <m:r>
-          <m:rPr>
-            <m:sty m:val="p"/>
-          </m:rPr>
-          <m:t>/</m:t>
-        </m:r>
-        <m:r>
-          <m:t>3</m:t>
-        </m:r>
-      </m:oMath>
-      <w:ins w:id="150" w:author="PR Preview" w:date="2026-01-01T00:00:00Z">
-        <w:r>
-          <w:rPr>
-            <w:b/>
-            <w:bCs/>
-          </w:rPr>
-          <w:t xml:space="preserve">)</w:t>
-        </w:r>
-      </w:ins>
-      <w:ins w:id="151" w:author="PR Preview" w:date="2026-01-01T00:00:00Z">
-        <w:r>
-          <w:t xml:space="preserve"> </w:t>
-        </w:r>
-      </w:ins>
-      <w:ins w:id="152" w:author="PR Preview" w:date="2026-01-01T00:00:00Z">
-        <w:r>
-          <w:t xml:space="preserve">Take</w:t>
-        </w:r>
-      </w:ins>
-      <w:ins w:id="153" w:author="PR Preview" w:date="2026-01-01T00:00:00Z">
-        <w:r>
-          <w:t xml:space="preserve"> </w:t>
-        </w:r>
-      </w:ins>
-      <m:oMath>
+      </w:hyperlink>
+      <w:r>
+        <w:t xml:space="preserve"> </w:t>
+      </w:r>
+      <w:r>
+        <w:t xml:space="preserve">shows the point reached,</w:t>
+      </w:r>
+      <w:r>
+        <w:t xml:space="preserve"> </w:t>
+      </w:r>
+      <m:oMath>
+        <m:r>
+          <m:rPr>
+            <m:sty m:val="p"/>
+          </m:rPr>
+          <m:t>(</m:t>
+        </m:r>
+        <m:r>
+          <m:rPr>
+            <m:sty m:val="p"/>
+          </m:rPr>
+          <m:t>cos</m:t>
+        </m:r>
         <m:r>
           <m:t>θ</m:t>
         </m:r>
@@ -2008,56 +1772,62 @@
           <m:rPr>
             <m:sty m:val="p"/>
           </m:rPr>
-          <m:t>=</m:t>
-        </m:r>
-        <m:r>
-          <m:t>π</m:t>
-        </m:r>
-        <m:r>
-          <m:rPr>
-            <m:sty m:val="p"/>
-          </m:rPr>
-          <m:t>/</m:t>
-        </m:r>
-        <m:r>
-          <m:t>3</m:t>
-        </m:r>
-      </m:oMath>
-      <w:ins w:id="154" w:author="PR Preview" w:date="2026-01-01T00:00:00Z">
-        <w:r>
-          <w:t xml:space="preserve">, one sixth of the way round the circle.</w:t>
-        </w:r>
-      </w:ins>
-      <w:ins w:id="155" w:author="PR Preview" w:date="2026-01-01T00:00:00Z">
-        <w:r>
-          <w:t xml:space="preserve"> </w:t>
-        </w:r>
-      </w:ins>
-      <w:hyperlink w:anchor="fig-cosine-sine-unit-circle">
-        <w:ins w:id="156" w:author="PR Preview" w:date="2026-01-01T00:00:00Z">
-          <w:r>
-            <w:rPr>
-              <w:rStyle w:val="Hyperlink"/>
-            </w:rPr>
-            <w:t xml:space="preserve">Figure 1</w:t>
-          </w:r>
-        </w:ins>
-      </w:hyperlink>
-      <w:ins w:id="157" w:author="PR Preview" w:date="2026-01-01T00:00:00Z">
-        <w:r>
-          <w:t xml:space="preserve"> </w:t>
-        </w:r>
-      </w:ins>
-      <w:ins w:id="158" w:author="PR Preview" w:date="2026-01-01T00:00:00Z">
-        <w:r>
-          <w:t xml:space="preserve">shows the point reached,</w:t>
-        </w:r>
-      </w:ins>
-      <w:ins w:id="159" w:author="PR Preview" w:date="2026-01-01T00:00:00Z">
-        <w:r>
-          <w:t xml:space="preserve"> </w:t>
-        </w:r>
-      </w:ins>
+          <m:t>,</m:t>
+        </m:r>
+        <m:r>
+          <m:rPr>
+            <m:sty m:val="p"/>
+          </m:rPr>
+          <m:t>sin</m:t>
+        </m:r>
+        <m:r>
+          <m:t>θ</m:t>
+        </m:r>
+        <m:r>
+          <m:rPr>
+            <m:sty m:val="p"/>
+          </m:rPr>
+          <m:t>)</m:t>
+        </m:r>
+      </m:oMath>
+      <w:r>
+        <w:t xml:space="preserve">, and its two coordinates.</w:t>
+      </w:r>
+      <w:r>
+        <w:t xml:space="preserve"> </w:t>
+      </w:r>
+      <w:r>
+        <w:t xml:space="preserve">The point is a vertex of a regular hexagon inscribed in the unit circle,</w:t>
+      </w:r>
+      <w:r>
+        <w:t xml:space="preserve"> </w:t>
+      </w:r>
+      <w:r>
+        <w:t xml:space="preserve">whose sides have the same length as its radius,</w:t>
+      </w:r>
+      <w:r>
+        <w:t xml:space="preserve"> </w:t>
+      </w:r>
+      <w:r>
+        <w:t xml:space="preserve">so the point is at distance</w:t>
+      </w:r>
+      <w:r>
+        <w:t xml:space="preserve"> </w:t>
+      </w:r>
+      <m:oMath>
+        <m:r>
+          <m:t>1</m:t>
+        </m:r>
+      </m:oMath>
+      <w:r>
+        <w:t xml:space="preserve"> </w:t>
+      </w:r>
+      <w:r>
+        <w:t xml:space="preserve">from</w:t>
+      </w:r>
+      <w:r>
+        <w:t xml:space="preserve"> </w:t>
+      </w:r>
       <m:oMath>
         <m:r>
           <m:rPr>
@@ -2066,13 +1836,7 @@
           <m:t>(</m:t>
         </m:r>
         <m:r>
-          <m:rPr>
-            <m:sty m:val="p"/>
-          </m:rPr>
-          <m:t>cos</m:t>
-        </m:r>
-        <m:r>
-          <m:t>θ</m:t>
+          <m:t>1</m:t>
         </m:r>
         <m:r>
           <m:rPr>
@@ -2081,13 +1845,7 @@
           <m:t>,</m:t>
         </m:r>
         <m:r>
-          <m:rPr>
-            <m:sty m:val="p"/>
-          </m:rPr>
-          <m:t>sin</m:t>
-        </m:r>
-        <m:r>
-          <m:t>θ</m:t>
+          <m:t>0</m:t>
         </m:r>
         <m:r>
           <m:rPr>
@@ -2096,112 +1854,18 @@
           <m:t>)</m:t>
         </m:r>
       </m:oMath>
-      <w:ins w:id="160" w:author="PR Preview" w:date="2026-01-01T00:00:00Z">
-        <w:r>
-          <w:t xml:space="preserve">, and its two coordinates.</w:t>
-        </w:r>
-      </w:ins>
-      <w:ins w:id="161" w:author="PR Preview" w:date="2026-01-01T00:00:00Z">
-        <w:r>
-          <w:t xml:space="preserve"> </w:t>
-        </w:r>
-      </w:ins>
-      <w:ins w:id="162" w:author="PR Preview" w:date="2026-01-01T00:00:00Z">
-        <w:r>
-          <w:t xml:space="preserve">The point is a vertex of a regular hexagon inscribed in the unit circle,</w:t>
-        </w:r>
-      </w:ins>
-      <w:ins w:id="163" w:author="PR Preview" w:date="2026-01-01T00:00:00Z">
-        <w:r>
-          <w:t xml:space="preserve"> </w:t>
-        </w:r>
-      </w:ins>
-      <w:ins w:id="164" w:author="PR Preview" w:date="2026-01-01T00:00:00Z">
-        <w:r>
-          <w:t xml:space="preserve">whose sides have the same length as its radius,</w:t>
-        </w:r>
-      </w:ins>
-      <w:ins w:id="165" w:author="PR Preview" w:date="2026-01-01T00:00:00Z">
-        <w:r>
-          <w:t xml:space="preserve"> </w:t>
-        </w:r>
-      </w:ins>
-      <w:ins w:id="166" w:author="PR Preview" w:date="2026-01-01T00:00:00Z">
-        <w:r>
-          <w:t xml:space="preserve">so the point is at distance</w:t>
-        </w:r>
-      </w:ins>
-      <w:ins w:id="167" w:author="PR Preview" w:date="2026-01-01T00:00:00Z">
-        <w:r>
-          <w:t xml:space="preserve"> </w:t>
-        </w:r>
-      </w:ins>
-      <m:oMath>
-        <m:r>
-          <m:t>1</m:t>
-        </m:r>
-      </m:oMath>
-      <w:ins w:id="168" w:author="PR Preview" w:date="2026-01-01T00:00:00Z">
-        <w:r>
-          <w:t xml:space="preserve"> </w:t>
-        </w:r>
-      </w:ins>
-      <w:ins w:id="169" w:author="PR Preview" w:date="2026-01-01T00:00:00Z">
-        <w:r>
-          <w:t xml:space="preserve">from</w:t>
-        </w:r>
-      </w:ins>
-      <w:ins w:id="170" w:author="PR Preview" w:date="2026-01-01T00:00:00Z">
-        <w:r>
-          <w:t xml:space="preserve"> </w:t>
-        </w:r>
-      </w:ins>
-      <m:oMath>
-        <m:r>
-          <m:rPr>
-            <m:sty m:val="p"/>
-          </m:rPr>
-          <m:t>(</m:t>
-        </m:r>
-        <m:r>
-          <m:t>1</m:t>
-        </m:r>
-        <m:r>
-          <m:rPr>
-            <m:sty m:val="p"/>
-          </m:rPr>
-          <m:t>,</m:t>
-        </m:r>
-        <m:r>
-          <m:t>0</m:t>
-        </m:r>
-        <m:r>
-          <m:rPr>
-            <m:sty m:val="p"/>
-          </m:rPr>
-          <m:t>)</m:t>
-        </m:r>
-      </m:oMath>
-      <w:ins w:id="171" w:author="PR Preview" w:date="2026-01-01T00:00:00Z">
-        <w:r>
-          <w:t xml:space="preserve">.</w:t>
-        </w:r>
-      </w:ins>
-      <w:ins w:id="172" w:author="PR Preview" w:date="2026-01-01T00:00:00Z">
-        <w:r>
-          <w:t xml:space="preserve"> </w:t>
-        </w:r>
-      </w:ins>
-      <w:ins w:id="173" w:author="PR Preview" w:date="2026-01-01T00:00:00Z">
-        <w:r>
-          <w:t xml:space="preserve">Writing</w:t>
-        </w:r>
-      </w:ins>
-      <w:ins w:id="174" w:author="PR Preview" w:date="2026-01-01T00:00:00Z">
-        <w:r>
-          <w:t xml:space="preserve"> </w:t>
-        </w:r>
-      </w:ins>
+      <w:r>
+        <w:t xml:space="preserve">.</w:t>
+      </w:r>
+      <w:r>
+        <w:t xml:space="preserve"> </w:t>
+      </w:r>
+      <w:r>
+        <w:t xml:space="preserve">Writing</w:t>
+      </w:r>
+      <w:r>
+        <w:t xml:space="preserve"> </w:t>
+      </w:r>
       <m:oMath>
         <m:r>
           <m:rPr>
@@ -2288,11 +1952,9 @@
           <m:t>)</m:t>
         </m:r>
       </m:oMath>
-      <w:ins w:id="175" w:author="PR Preview" w:date="2026-01-01T00:00:00Z">
-        <w:r>
-          <w:t xml:space="preserve">,</w:t>
-        </w:r>
-      </w:ins>
+      <w:r>
+        <w:t xml:space="preserve">,</w:t>
+      </w:r>
     </w:p>
     <w:p>
       <w:pPr>
@@ -2513,16 +2175,12 @@
       <w:pPr>
         <w:pStyle w:val="FirstParagraph"/>
       </w:pPr>
-      <w:ins w:id="176" w:author="PR Preview" w:date="2026-01-01T00:00:00Z">
-        <w:r>
-          <w:t xml:space="preserve">so</w:t>
-        </w:r>
-      </w:ins>
-      <w:ins w:id="177" w:author="PR Preview" w:date="2026-01-01T00:00:00Z">
-        <w:r>
-          <w:t xml:space="preserve"> </w:t>
-        </w:r>
-      </w:ins>
+      <w:r>
+        <w:t xml:space="preserve">so</w:t>
+      </w:r>
+      <w:r>
+        <w:t xml:space="preserve"> </w:t>
+      </w:r>
       <m:oMath>
         <m:r>
           <m:rPr>
@@ -2594,26 +2252,18 @@
           </m:den>
         </m:f>
       </m:oMath>
-      <w:ins w:id="178" w:author="PR Preview" w:date="2026-01-01T00:00:00Z">
-        <w:r>
-          <w:t xml:space="preserve">,</w:t>
-        </w:r>
-      </w:ins>
-      <w:ins w:id="179" w:author="PR Preview" w:date="2026-01-01T00:00:00Z">
-        <w:r>
-          <w:t xml:space="preserve"> </w:t>
-        </w:r>
-      </w:ins>
-      <w:ins w:id="180" w:author="PR Preview" w:date="2026-01-01T00:00:00Z">
-        <w:r>
-          <w:t xml:space="preserve">and then</w:t>
-        </w:r>
-      </w:ins>
-      <w:ins w:id="181" w:author="PR Preview" w:date="2026-01-01T00:00:00Z">
-        <w:r>
-          <w:t xml:space="preserve"> </w:t>
-        </w:r>
-      </w:ins>
+      <w:r>
+        <w:t xml:space="preserve">,</w:t>
+      </w:r>
+      <w:r>
+        <w:t xml:space="preserve"> </w:t>
+      </w:r>
+      <w:r>
+        <w:t xml:space="preserve">and then</w:t>
+      </w:r>
+      <w:r>
+        <w:t xml:space="preserve"> </w:t>
+      </w:r>
       <m:oMath>
         <m:r>
           <m:rPr>
@@ -2713,76 +2363,50 @@
           </m:den>
         </m:f>
       </m:oMath>
-      <w:ins w:id="182" w:author="PR Preview" w:date="2026-01-01T00:00:00Z">
+      <w:r>
+        <w:t xml:space="preserve">.</w:t>
+      </w:r>
+      <w:r>
+        <w:t xml:space="preserve"> </w:t>
+      </w:r>
+      <w:r>
+        <w:t xml:space="preserve">To three decimal places these are</w:t>
+      </w:r>
+      <w:r>
+        <w:t xml:space="preserve"> </w:t>
+      </w:r>
+      <w:r>
+        <w:t xml:space="preserve">0.5 and 0.866.</w:t>
+      </w:r>
+      <w:r>
+        <w:t xml:space="preserve"> </w:t>
+      </w:r>
+      <w:r>
+        <w:t xml:space="preserve">As</w:t>
+      </w:r>
+      <w:r>
+        <w:t xml:space="preserve"> </w:t>
+      </w:r>
+      <w:hyperlink w:anchor="thm-cosine-sine-identity">
         <w:r>
-          <w:t xml:space="preserve">.</w:t>
+          <w:rPr>
+            <w:rStyle w:val="Hyperlink"/>
+          </w:rPr>
+          <w:t xml:space="preserve">Theorem 1</w:t>
         </w:r>
-      </w:ins>
-      <w:ins w:id="183" w:author="PR Preview" w:date="2026-01-01T00:00:00Z">
-        <w:r>
-          <w:t xml:space="preserve"> </w:t>
-        </w:r>
-      </w:ins>
-      <w:ins w:id="184" w:author="PR Preview" w:date="2026-01-01T00:00:00Z">
-        <w:r>
-          <w:t xml:space="preserve">To three decimal places these are</w:t>
-        </w:r>
-      </w:ins>
-      <w:ins w:id="185" w:author="PR Preview" w:date="2026-01-01T00:00:00Z">
-        <w:r>
-          <w:t xml:space="preserve"> </w:t>
-        </w:r>
-      </w:ins>
-      <w:ins w:id="186" w:author="PR Preview" w:date="2026-01-01T00:00:00Z">
-        <w:r>
-          <w:t xml:space="preserve">0.5 and 0.866.</w:t>
-        </w:r>
-      </w:ins>
-      <w:ins w:id="187" w:author="PR Preview" w:date="2026-01-01T00:00:00Z">
-        <w:r>
-          <w:t xml:space="preserve"> </w:t>
-        </w:r>
-      </w:ins>
-      <w:ins w:id="188" w:author="PR Preview" w:date="2026-01-01T00:00:00Z">
-        <w:r>
-          <w:t xml:space="preserve">As</w:t>
-        </w:r>
-      </w:ins>
-      <w:ins w:id="189" w:author="PR Preview" w:date="2026-01-01T00:00:00Z">
-        <w:r>
-          <w:t xml:space="preserve"> </w:t>
-        </w:r>
-      </w:ins>
-      <w:hyperlink w:anchor="thm-cosine-sine-identity">
-        <w:ins w:id="190" w:author="PR Preview" w:date="2026-01-01T00:00:00Z">
-          <w:r>
-            <w:rPr>
-              <w:rStyle w:val="Hyperlink"/>
-            </w:rPr>
-            <w:t xml:space="preserve">Theorem 1</w:t>
-          </w:r>
-        </w:ins>
       </w:hyperlink>
-      <w:ins w:id="191" w:author="PR Preview" w:date="2026-01-01T00:00:00Z">
-        <w:r>
-          <w:t xml:space="preserve"> </w:t>
-        </w:r>
-      </w:ins>
-      <w:ins w:id="192" w:author="PR Preview" w:date="2026-01-01T00:00:00Z">
-        <w:r>
-          <w:t xml:space="preserve">says, the squared coordinates add to</w:t>
-        </w:r>
-      </w:ins>
-      <w:ins w:id="193" w:author="PR Preview" w:date="2026-01-01T00:00:00Z">
-        <w:r>
-          <w:t xml:space="preserve"> </w:t>
-        </w:r>
-      </w:ins>
-      <w:ins w:id="194" w:author="PR Preview" w:date="2026-01-01T00:00:00Z">
-        <w:r>
-          <w:t xml:space="preserve">1.</w:t>
-        </w:r>
-      </w:ins>
+      <w:r>
+        <w:t xml:space="preserve"> </w:t>
+      </w:r>
+      <w:r>
+        <w:t xml:space="preserve">says, the squared coordinates add to</w:t>
+      </w:r>
+      <w:r>
+        <w:t xml:space="preserve"> </w:t>
+      </w:r>
+      <w:r>
+        <w:t xml:space="preserve">1.</w:t>
+      </w:r>
     </w:p>
     <w:tbl>
       <w:tblPr>
@@ -2894,24 +2518,20 @@
       <w:pPr>
         <w:pStyle w:val="BodyText"/>
       </w:pPr>
-      <w:ins w:id="195" w:author="PR Preview" w:date="2026-01-01T00:00:00Z">
-        <w:r>
-          <w:rPr>
-            <w:b/>
-            <w:bCs/>
-          </w:rPr>
-          <w:t xml:space="preserve">Theorem 2 (Cosine takes each value from</w:t>
-        </w:r>
-      </w:ins>
-      <w:ins w:id="196" w:author="PR Preview" w:date="2026-01-01T00:00:00Z">
-        <w:r>
-          <w:rPr>
-            <w:b/>
-            <w:bCs/>
-          </w:rPr>
-          <w:t xml:space="preserve"> </w:t>
-        </w:r>
-      </w:ins>
+      <w:r>
+        <w:rPr>
+          <w:b/>
+          <w:bCs/>
+        </w:rPr>
+        <w:t xml:space="preserve">Theorem 2 (Cosine takes each value from</w:t>
+      </w:r>
+      <w:r>
+        <w:rPr>
+          <w:b/>
+          <w:bCs/>
+        </w:rPr>
+        <w:t xml:space="preserve"> </w:t>
+      </w:r>
       <m:oMath>
         <m:r>
           <m:rPr>
@@ -2923,126 +2543,100 @@
           <m:t>1</m:t>
         </m:r>
       </m:oMath>
-      <w:ins w:id="197" w:author="PR Preview" w:date="2026-01-01T00:00:00Z">
-        <w:r>
-          <w:rPr>
-            <w:b/>
-            <w:bCs/>
-          </w:rPr>
-          <w:t xml:space="preserve"> </w:t>
-        </w:r>
-      </w:ins>
-      <w:ins w:id="198" w:author="PR Preview" w:date="2026-01-01T00:00:00Z">
-        <w:r>
-          <w:rPr>
-            <w:b/>
-            <w:bCs/>
-          </w:rPr>
-          <w:t xml:space="preserve">to</w:t>
-        </w:r>
-      </w:ins>
-      <w:ins w:id="199" w:author="PR Preview" w:date="2026-01-01T00:00:00Z">
-        <w:r>
-          <w:rPr>
-            <w:b/>
-            <w:bCs/>
-          </w:rPr>
-          <w:t xml:space="preserve"> </w:t>
-        </w:r>
-      </w:ins>
+      <w:r>
+        <w:rPr>
+          <w:b/>
+          <w:bCs/>
+        </w:rPr>
+        <w:t xml:space="preserve"> </w:t>
+      </w:r>
+      <w:r>
+        <w:rPr>
+          <w:b/>
+          <w:bCs/>
+        </w:rPr>
+        <w:t xml:space="preserve">to</w:t>
+      </w:r>
+      <w:r>
+        <w:rPr>
+          <w:b/>
+          <w:bCs/>
+        </w:rPr>
+        <w:t xml:space="preserve"> </w:t>
+      </w:r>
       <m:oMath>
         <m:r>
           <m:t>1</m:t>
         </m:r>
       </m:oMath>
-      <w:ins w:id="200" w:author="PR Preview" w:date="2026-01-01T00:00:00Z">
-        <w:r>
-          <w:rPr>
-            <w:b/>
-            <w:bCs/>
-          </w:rPr>
-          <w:t xml:space="preserve"> </w:t>
-        </w:r>
-      </w:ins>
-      <w:ins w:id="201" w:author="PR Preview" w:date="2026-01-01T00:00:00Z">
-        <w:r>
-          <w:rPr>
-            <w:b/>
-            <w:bCs/>
-          </w:rPr>
-          <w:t xml:space="preserve">exactly once between</w:t>
-        </w:r>
-      </w:ins>
-      <w:ins w:id="202" w:author="PR Preview" w:date="2026-01-01T00:00:00Z">
-        <w:r>
-          <w:rPr>
-            <w:b/>
-            <w:bCs/>
-          </w:rPr>
-          <w:t xml:space="preserve"> </w:t>
-        </w:r>
-      </w:ins>
+      <w:r>
+        <w:rPr>
+          <w:b/>
+          <w:bCs/>
+        </w:rPr>
+        <w:t xml:space="preserve"> </w:t>
+      </w:r>
+      <w:r>
+        <w:rPr>
+          <w:b/>
+          <w:bCs/>
+        </w:rPr>
+        <w:t xml:space="preserve">exactly once between</w:t>
+      </w:r>
+      <w:r>
+        <w:rPr>
+          <w:b/>
+          <w:bCs/>
+        </w:rPr>
+        <w:t xml:space="preserve"> </w:t>
+      </w:r>
       <m:oMath>
         <m:r>
           <m:t>0</m:t>
         </m:r>
       </m:oMath>
-      <w:ins w:id="203" w:author="PR Preview" w:date="2026-01-01T00:00:00Z">
-        <w:r>
-          <w:rPr>
-            <w:b/>
-            <w:bCs/>
-          </w:rPr>
-          <w:t xml:space="preserve"> </w:t>
-        </w:r>
-      </w:ins>
-      <w:ins w:id="204" w:author="PR Preview" w:date="2026-01-01T00:00:00Z">
-        <w:r>
-          <w:rPr>
-            <w:b/>
-            <w:bCs/>
-          </w:rPr>
-          <w:t xml:space="preserve">and</w:t>
-        </w:r>
-      </w:ins>
-      <w:ins w:id="205" w:author="PR Preview" w:date="2026-01-01T00:00:00Z">
-        <w:r>
-          <w:rPr>
-            <w:b/>
-            <w:bCs/>
-          </w:rPr>
-          <w:t xml:space="preserve"> </w:t>
-        </w:r>
-      </w:ins>
+      <w:r>
+        <w:rPr>
+          <w:b/>
+          <w:bCs/>
+        </w:rPr>
+        <w:t xml:space="preserve"> </w:t>
+      </w:r>
+      <w:r>
+        <w:rPr>
+          <w:b/>
+          <w:bCs/>
+        </w:rPr>
+        <w:t xml:space="preserve">and</w:t>
+      </w:r>
+      <w:r>
+        <w:rPr>
+          <w:b/>
+          <w:bCs/>
+        </w:rPr>
+        <w:t xml:space="preserve"> </w:t>
+      </w:r>
       <m:oMath>
         <m:r>
           <m:t>π</m:t>
         </m:r>
       </m:oMath>
-      <w:ins w:id="206" w:author="PR Preview" w:date="2026-01-01T00:00:00Z">
-        <w:r>
-          <w:rPr>
-            <w:b/>
-            <w:bCs/>
-          </w:rPr>
-          <w:t xml:space="preserve">)</w:t>
-        </w:r>
-      </w:ins>
-      <w:ins w:id="207" w:author="PR Preview" w:date="2026-01-01T00:00:00Z">
-        <w:r>
-          <w:t xml:space="preserve"> </w:t>
-        </w:r>
-      </w:ins>
-      <w:ins w:id="208" w:author="PR Preview" w:date="2026-01-01T00:00:00Z">
-        <w:r>
-          <w:t xml:space="preserve">The function</w:t>
-        </w:r>
-      </w:ins>
-      <w:ins w:id="209" w:author="PR Preview" w:date="2026-01-01T00:00:00Z">
-        <w:r>
-          <w:t xml:space="preserve"> </w:t>
-        </w:r>
-      </w:ins>
+      <w:r>
+        <w:rPr>
+          <w:b/>
+          <w:bCs/>
+        </w:rPr>
+        <w:t xml:space="preserve">)</w:t>
+      </w:r>
+      <w:r>
+        <w:t xml:space="preserve"> </w:t>
+      </w:r>
+      <w:r>
+        <w:t xml:space="preserve">The function</w:t>
+      </w:r>
+      <w:r>
+        <w:t xml:space="preserve"> </w:t>
+      </w:r>
       <m:oMath>
         <m:r>
           <m:rPr>
@@ -3117,21 +2711,15 @@
           <m:t>]</m:t>
         </m:r>
       </m:oMath>
-      <w:ins w:id="210" w:author="PR Preview" w:date="2026-01-01T00:00:00Z">
-        <w:r>
-          <w:t xml:space="preserve"> </w:t>
-        </w:r>
-      </w:ins>
-      <w:ins w:id="211" w:author="PR Preview" w:date="2026-01-01T00:00:00Z">
-        <w:r>
-          <w:t xml:space="preserve">is decreasing, with</w:t>
-        </w:r>
-      </w:ins>
-      <w:ins w:id="212" w:author="PR Preview" w:date="2026-01-01T00:00:00Z">
-        <w:r>
-          <w:t xml:space="preserve"> </w:t>
-        </w:r>
-      </w:ins>
+      <w:r>
+        <w:t xml:space="preserve"> </w:t>
+      </w:r>
+      <w:r>
+        <w:t xml:space="preserve">is decreasing, with</w:t>
+      </w:r>
+      <w:r>
+        <w:t xml:space="preserve"> </w:t>
+      </w:r>
       <m:oMath>
         <m:r>
           <m:rPr>
@@ -3152,21 +2740,15 @@
           <m:t>1</m:t>
         </m:r>
       </m:oMath>
-      <w:ins w:id="213" w:author="PR Preview" w:date="2026-01-01T00:00:00Z">
-        <w:r>
-          <w:t xml:space="preserve"> </w:t>
-        </w:r>
-      </w:ins>
-      <w:ins w:id="214" w:author="PR Preview" w:date="2026-01-01T00:00:00Z">
-        <w:r>
-          <w:t xml:space="preserve">and</w:t>
-        </w:r>
-      </w:ins>
-      <w:ins w:id="215" w:author="PR Preview" w:date="2026-01-01T00:00:00Z">
-        <w:r>
-          <w:t xml:space="preserve"> </w:t>
-        </w:r>
-      </w:ins>
+      <w:r>
+        <w:t xml:space="preserve"> </w:t>
+      </w:r>
+      <w:r>
+        <w:t xml:space="preserve">and</w:t>
+      </w:r>
+      <w:r>
+        <w:t xml:space="preserve"> </w:t>
+      </w:r>
       <m:oMath>
         <m:r>
           <m:rPr>
@@ -3193,26 +2775,18 @@
           <m:t>1</m:t>
         </m:r>
       </m:oMath>
-      <w:ins w:id="216" w:author="PR Preview" w:date="2026-01-01T00:00:00Z">
-        <w:r>
-          <w:t xml:space="preserve">,</w:t>
-        </w:r>
-      </w:ins>
-      <w:ins w:id="217" w:author="PR Preview" w:date="2026-01-01T00:00:00Z">
-        <w:r>
-          <w:t xml:space="preserve"> </w:t>
-        </w:r>
-      </w:ins>
-      <w:ins w:id="218" w:author="PR Preview" w:date="2026-01-01T00:00:00Z">
-        <w:r>
-          <w:t xml:space="preserve">and takes each value in</w:t>
-        </w:r>
-      </w:ins>
-      <w:ins w:id="219" w:author="PR Preview" w:date="2026-01-01T00:00:00Z">
-        <w:r>
-          <w:t xml:space="preserve"> </w:t>
-        </w:r>
-      </w:ins>
+      <w:r>
+        <w:t xml:space="preserve">,</w:t>
+      </w:r>
+      <w:r>
+        <w:t xml:space="preserve"> </w:t>
+      </w:r>
+      <w:r>
+        <w:t xml:space="preserve">and takes each value in</w:t>
+      </w:r>
+      <w:r>
+        <w:t xml:space="preserve"> </w:t>
+      </w:r>
       <m:oMath>
         <m:r>
           <m:rPr>
@@ -3245,31 +2819,21 @@
           <m:t>]</m:t>
         </m:r>
       </m:oMath>
-      <w:ins w:id="220" w:author="PR Preview" w:date="2026-01-01T00:00:00Z">
-        <w:r>
-          <w:t xml:space="preserve"> </w:t>
-        </w:r>
-      </w:ins>
-      <w:ins w:id="221" w:author="PR Preview" w:date="2026-01-01T00:00:00Z">
-        <w:r>
-          <w:t xml:space="preserve">exactly once.</w:t>
-        </w:r>
-      </w:ins>
-      <w:ins w:id="222" w:author="PR Preview" w:date="2026-01-01T00:00:00Z">
-        <w:r>
-          <w:t xml:space="preserve"> </w:t>
-        </w:r>
-      </w:ins>
-      <w:ins w:id="223" w:author="PR Preview" w:date="2026-01-01T00:00:00Z">
-        <w:r>
-          <w:t xml:space="preserve">On</w:t>
-        </w:r>
-      </w:ins>
-      <w:ins w:id="224" w:author="PR Preview" w:date="2026-01-01T00:00:00Z">
-        <w:r>
-          <w:t xml:space="preserve"> </w:t>
-        </w:r>
-      </w:ins>
+      <w:r>
+        <w:t xml:space="preserve"> </w:t>
+      </w:r>
+      <w:r>
+        <w:t xml:space="preserve">exactly once.</w:t>
+      </w:r>
+      <w:r>
+        <w:t xml:space="preserve"> </w:t>
+      </w:r>
+      <w:r>
+        <w:t xml:space="preserve">On</w:t>
+      </w:r>
+      <w:r>
+        <w:t xml:space="preserve"> </w:t>
+      </w:r>
       <m:oMath>
         <m:r>
           <m:rPr>
@@ -3296,16 +2860,12 @@
           <m:t>]</m:t>
         </m:r>
       </m:oMath>
-      <w:ins w:id="225" w:author="PR Preview" w:date="2026-01-01T00:00:00Z">
-        <w:r>
-          <w:t xml:space="preserve">,</w:t>
-        </w:r>
-      </w:ins>
-      <w:ins w:id="226" w:author="PR Preview" w:date="2026-01-01T00:00:00Z">
-        <w:r>
-          <w:t xml:space="preserve"> </w:t>
-        </w:r>
-      </w:ins>
+      <w:r>
+        <w:t xml:space="preserve">,</w:t>
+      </w:r>
+      <w:r>
+        <w:t xml:space="preserve"> </w:t>
+      </w:r>
       <m:oMath>
         <m:r>
           <m:rPr>
@@ -3326,41 +2886,31 @@
           <m:t>0</m:t>
         </m:r>
       </m:oMath>
-      <w:ins w:id="227" w:author="PR Preview" w:date="2026-01-01T00:00:00Z">
-        <w:r>
-          <w:t xml:space="preserve">.</w:t>
-        </w:r>
-      </w:ins>
+      <w:r>
+        <w:t xml:space="preserve">.</w:t>
+      </w:r>
     </w:p>
     <w:bookmarkEnd w:id="17"/>
     <w:p>
       <w:pPr>
         <w:pStyle w:val="BodyText"/>
       </w:pPr>
-      <w:ins w:id="228" w:author="PR Preview" w:date="2026-01-01T00:00:00Z">
-        <w:r>
-          <w:rPr>
-            <w:i/>
-            <w:iCs/>
-          </w:rPr>
-          <w:t xml:space="preserve">Proof</w:t>
-        </w:r>
-      </w:ins>
-      <w:ins w:id="229" w:author="PR Preview" w:date="2026-01-01T00:00:00Z">
-        <w:r>
-          <w:t xml:space="preserve">. </w:t>
-        </w:r>
-      </w:ins>
-      <w:ins w:id="230" w:author="PR Preview" w:date="2026-01-01T00:00:00Z">
-        <w:r>
-          <w:t xml:space="preserve">For</w:t>
-        </w:r>
-      </w:ins>
-      <w:ins w:id="231" w:author="PR Preview" w:date="2026-01-01T00:00:00Z">
-        <w:r>
-          <w:t xml:space="preserve"> </w:t>
-        </w:r>
-      </w:ins>
+      <w:r>
+        <w:rPr>
+          <w:i/>
+          <w:iCs/>
+        </w:rPr>
+        <w:t xml:space="preserve">Proof</w:t>
+      </w:r>
+      <w:r>
+        <w:t xml:space="preserve">. </w:t>
+      </w:r>
+      <w:r>
+        <w:t xml:space="preserve">For</w:t>
+      </w:r>
+      <w:r>
+        <w:t xml:space="preserve"> </w:t>
+      </w:r>
       <m:oMath>
         <m:r>
           <m:t>θ</m:t>
@@ -3396,16 +2946,12 @@
           <m:t>]</m:t>
         </m:r>
       </m:oMath>
-      <w:ins w:id="232" w:author="PR Preview" w:date="2026-01-01T00:00:00Z">
-        <w:r>
-          <w:t xml:space="preserve">, the point</w:t>
-        </w:r>
-      </w:ins>
-      <w:ins w:id="233" w:author="PR Preview" w:date="2026-01-01T00:00:00Z">
-        <w:r>
-          <w:t xml:space="preserve"> </w:t>
-        </w:r>
-      </w:ins>
+      <w:r>
+        <w:t xml:space="preserve">, the point</w:t>
+      </w:r>
+      <w:r>
+        <w:t xml:space="preserve"> </w:t>
+      </w:r>
       <m:oMath>
         <m:r>
           <m:rPr>
@@ -3444,51 +2990,35 @@
           <m:t>)</m:t>
         </m:r>
       </m:oMath>
-      <w:ins w:id="234" w:author="PR Preview" w:date="2026-01-01T00:00:00Z">
-        <w:r>
-          <w:t xml:space="preserve"> </w:t>
-        </w:r>
-      </w:ins>
-      <w:ins w:id="235" w:author="PR Preview" w:date="2026-01-01T00:00:00Z">
-        <w:r>
-          <w:t xml:space="preserve">is at distance</w:t>
-        </w:r>
-      </w:ins>
-      <w:ins w:id="236" w:author="PR Preview" w:date="2026-01-01T00:00:00Z">
-        <w:r>
-          <w:t xml:space="preserve"> </w:t>
-        </w:r>
-      </w:ins>
+      <w:r>
+        <w:t xml:space="preserve"> </w:t>
+      </w:r>
+      <w:r>
+        <w:t xml:space="preserve">is at distance</w:t>
+      </w:r>
+      <w:r>
+        <w:t xml:space="preserve"> </w:t>
+      </w:r>
       <m:oMath>
         <m:r>
           <m:t>θ</m:t>
         </m:r>
       </m:oMath>
-      <w:ins w:id="237" w:author="PR Preview" w:date="2026-01-01T00:00:00Z">
-        <w:r>
-          <w:t xml:space="preserve"> </w:t>
-        </w:r>
-      </w:ins>
-      <w:ins w:id="238" w:author="PR Preview" w:date="2026-01-01T00:00:00Z">
-        <w:r>
-          <w:t xml:space="preserve">along the circle</w:t>
-        </w:r>
-      </w:ins>
-      <w:ins w:id="239" w:author="PR Preview" w:date="2026-01-01T00:00:00Z">
-        <w:r>
-          <w:t xml:space="preserve"> </w:t>
-        </w:r>
-      </w:ins>
-      <w:ins w:id="240" w:author="PR Preview" w:date="2026-01-01T00:00:00Z">
-        <w:r>
-          <w:t xml:space="preserve">from</w:t>
-        </w:r>
-      </w:ins>
-      <w:ins w:id="241" w:author="PR Preview" w:date="2026-01-01T00:00:00Z">
-        <w:r>
-          <w:t xml:space="preserve"> </w:t>
-        </w:r>
-      </w:ins>
+      <w:r>
+        <w:t xml:space="preserve"> </w:t>
+      </w:r>
+      <w:r>
+        <w:t xml:space="preserve">along the circle</w:t>
+      </w:r>
+      <w:r>
+        <w:t xml:space="preserve"> </w:t>
+      </w:r>
+      <w:r>
+        <w:t xml:space="preserve">from</w:t>
+      </w:r>
+      <w:r>
+        <w:t xml:space="preserve"> </w:t>
+      </w:r>
       <m:oMath>
         <m:r>
           <m:rPr>
@@ -3515,16 +3045,12 @@
           <m:t>)</m:t>
         </m:r>
       </m:oMath>
-      <w:ins w:id="242" w:author="PR Preview" w:date="2026-01-01T00:00:00Z">
-        <w:r>
-          <w:t xml:space="preserve">, counterclockwise, so it lies on the upper half of the unit circle,</w:t>
-        </w:r>
-      </w:ins>
-      <w:ins w:id="243" w:author="PR Preview" w:date="2026-01-01T00:00:00Z">
-        <w:r>
-          <w:t xml:space="preserve"> </w:t>
-        </w:r>
-      </w:ins>
+      <w:r>
+        <w:t xml:space="preserve">, counterclockwise, so it lies on the upper half of the unit circle,</w:t>
+      </w:r>
+      <w:r>
+        <w:t xml:space="preserve"> </w:t>
+      </w:r>
       <m:oMath>
         <m:r>
           <m:t>​</m:t>
@@ -3670,16 +3196,12 @@
           <m:t>​</m:t>
         </m:r>
       </m:oMath>
-      <w:ins w:id="244" w:author="PR Preview" w:date="2026-01-01T00:00:00Z">
-        <w:r>
-          <w:t xml:space="preserve">, which gives</w:t>
-        </w:r>
-      </w:ins>
-      <w:ins w:id="245" w:author="PR Preview" w:date="2026-01-01T00:00:00Z">
-        <w:r>
-          <w:t xml:space="preserve"> </w:t>
-        </w:r>
-      </w:ins>
+      <w:r>
+        <w:t xml:space="preserve">, which gives</w:t>
+      </w:r>
+      <w:r>
+        <w:t xml:space="preserve"> </w:t>
+      </w:r>
       <m:oMath>
         <m:r>
           <m:rPr>
@@ -3700,46 +3222,32 @@
           <m:t>0</m:t>
         </m:r>
       </m:oMath>
-      <w:ins w:id="246" w:author="PR Preview" w:date="2026-01-01T00:00:00Z">
-        <w:r>
-          <w:t xml:space="preserve">.</w:t>
-        </w:r>
-      </w:ins>
-      <w:ins w:id="247" w:author="PR Preview" w:date="2026-01-01T00:00:00Z">
-        <w:r>
-          <w:t xml:space="preserve"> </w:t>
-        </w:r>
-      </w:ins>
-      <w:ins w:id="248" w:author="PR Preview" w:date="2026-01-01T00:00:00Z">
-        <w:r>
-          <w:t xml:space="preserve">Different values of</w:t>
-        </w:r>
-      </w:ins>
-      <w:ins w:id="249" w:author="PR Preview" w:date="2026-01-01T00:00:00Z">
-        <w:r>
-          <w:t xml:space="preserve"> </w:t>
-        </w:r>
-      </w:ins>
+      <w:r>
+        <w:t xml:space="preserve">.</w:t>
+      </w:r>
+      <w:r>
+        <w:t xml:space="preserve"> </w:t>
+      </w:r>
+      <w:r>
+        <w:t xml:space="preserve">Different values of</w:t>
+      </w:r>
+      <w:r>
+        <w:t xml:space="preserve"> </w:t>
+      </w:r>
       <m:oMath>
         <m:r>
           <m:t>θ</m:t>
         </m:r>
       </m:oMath>
-      <w:ins w:id="250" w:author="PR Preview" w:date="2026-01-01T00:00:00Z">
-        <w:r>
-          <w:t xml:space="preserve"> </w:t>
-        </w:r>
-      </w:ins>
-      <w:ins w:id="251" w:author="PR Preview" w:date="2026-01-01T00:00:00Z">
-        <w:r>
-          <w:t xml:space="preserve">in</w:t>
-        </w:r>
-      </w:ins>
-      <w:ins w:id="252" w:author="PR Preview" w:date="2026-01-01T00:00:00Z">
-        <w:r>
-          <w:t xml:space="preserve"> </w:t>
-        </w:r>
-      </w:ins>
+      <w:r>
+        <w:t xml:space="preserve"> </w:t>
+      </w:r>
+      <w:r>
+        <w:t xml:space="preserve">in</w:t>
+      </w:r>
+      <w:r>
+        <w:t xml:space="preserve"> </w:t>
+      </w:r>
       <m:oMath>
         <m:r>
           <m:rPr>
@@ -3766,51 +3274,33 @@
           <m:t>]</m:t>
         </m:r>
       </m:oMath>
-      <w:ins w:id="253" w:author="PR Preview" w:date="2026-01-01T00:00:00Z">
-        <w:r>
-          <w:t xml:space="preserve"> </w:t>
-        </w:r>
-      </w:ins>
-      <w:ins w:id="254" w:author="PR Preview" w:date="2026-01-01T00:00:00Z">
-        <w:r>
-          <w:t xml:space="preserve">are different distances along that half circle,</w:t>
-        </w:r>
-      </w:ins>
-      <w:ins w:id="255" w:author="PR Preview" w:date="2026-01-01T00:00:00Z">
-        <w:r>
-          <w:t xml:space="preserve"> </w:t>
-        </w:r>
-      </w:ins>
-      <w:ins w:id="256" w:author="PR Preview" w:date="2026-01-01T00:00:00Z">
-        <w:r>
-          <w:t xml:space="preserve">so they give different points.</w:t>
-        </w:r>
-      </w:ins>
-      <w:ins w:id="257" w:author="PR Preview" w:date="2026-01-01T00:00:00Z">
-        <w:r>
-          <w:t xml:space="preserve"> </w:t>
-        </w:r>
-      </w:ins>
-      <w:ins w:id="258" w:author="PR Preview" w:date="2026-01-01T00:00:00Z">
-        <w:r>
-          <w:t xml:space="preserve">Two different points of the upper half have different first coordinates,</w:t>
-        </w:r>
-      </w:ins>
-      <w:ins w:id="259" w:author="PR Preview" w:date="2026-01-01T00:00:00Z">
-        <w:r>
-          <w:t xml:space="preserve"> </w:t>
-        </w:r>
-      </w:ins>
-      <w:ins w:id="260" w:author="PR Preview" w:date="2026-01-01T00:00:00Z">
-        <w:r>
-          <w:t xml:space="preserve">because</w:t>
-        </w:r>
-      </w:ins>
-      <w:ins w:id="261" w:author="PR Preview" w:date="2026-01-01T00:00:00Z">
-        <w:r>
-          <w:t xml:space="preserve"> </w:t>
-        </w:r>
-      </w:ins>
+      <w:r>
+        <w:t xml:space="preserve"> </w:t>
+      </w:r>
+      <w:r>
+        <w:t xml:space="preserve">are different distances along that half circle,</w:t>
+      </w:r>
+      <w:r>
+        <w:t xml:space="preserve"> </w:t>
+      </w:r>
+      <w:r>
+        <w:t xml:space="preserve">so they give different points.</w:t>
+      </w:r>
+      <w:r>
+        <w:t xml:space="preserve"> </w:t>
+      </w:r>
+      <w:r>
+        <w:t xml:space="preserve">Two different points of the upper half have different first coordinates,</w:t>
+      </w:r>
+      <w:r>
+        <w:t xml:space="preserve"> </w:t>
+      </w:r>
+      <w:r>
+        <w:t xml:space="preserve">because</w:t>
+      </w:r>
+      <w:r>
+        <w:t xml:space="preserve"> </w:t>
+      </w:r>
       <m:oMath>
         <m:sSub>
           <m:e>
@@ -3865,21 +3355,15 @@
           </m:e>
         </m:rad>
       </m:oMath>
-      <w:ins w:id="262" w:author="PR Preview" w:date="2026-01-01T00:00:00Z">
-        <w:r>
-          <w:t xml:space="preserve"> </w:t>
-        </w:r>
-      </w:ins>
-      <w:ins w:id="263" w:author="PR Preview" w:date="2026-01-01T00:00:00Z">
-        <w:r>
-          <w:t xml:space="preserve">is determined by</w:t>
-        </w:r>
-      </w:ins>
-      <w:ins w:id="264" w:author="PR Preview" w:date="2026-01-01T00:00:00Z">
-        <w:r>
-          <w:t xml:space="preserve"> </w:t>
-        </w:r>
-      </w:ins>
+      <w:r>
+        <w:t xml:space="preserve"> </w:t>
+      </w:r>
+      <w:r>
+        <w:t xml:space="preserve">is determined by</w:t>
+      </w:r>
+      <w:r>
+        <w:t xml:space="preserve"> </w:t>
+      </w:r>
       <m:oMath>
         <m:sSub>
           <m:e>
@@ -3894,26 +3378,18 @@
           </m:sub>
         </m:sSub>
       </m:oMath>
-      <w:ins w:id="265" w:author="PR Preview" w:date="2026-01-01T00:00:00Z">
-        <w:r>
-          <w:t xml:space="preserve">.</w:t>
-        </w:r>
-      </w:ins>
-      <w:ins w:id="266" w:author="PR Preview" w:date="2026-01-01T00:00:00Z">
-        <w:r>
-          <w:t xml:space="preserve"> </w:t>
-        </w:r>
-      </w:ins>
-      <w:ins w:id="267" w:author="PR Preview" w:date="2026-01-01T00:00:00Z">
-        <w:r>
-          <w:t xml:space="preserve">So</w:t>
-        </w:r>
-      </w:ins>
-      <w:ins w:id="268" w:author="PR Preview" w:date="2026-01-01T00:00:00Z">
-        <w:r>
-          <w:t xml:space="preserve"> </w:t>
-        </w:r>
-      </w:ins>
+      <w:r>
+        <w:t xml:space="preserve">.</w:t>
+      </w:r>
+      <w:r>
+        <w:t xml:space="preserve"> </w:t>
+      </w:r>
+      <w:r>
+        <w:t xml:space="preserve">So</w:t>
+      </w:r>
+      <w:r>
+        <w:t xml:space="preserve"> </w:t>
+      </w:r>
       <m:oMath>
         <m:r>
           <m:rPr>
@@ -3922,21 +3398,15 @@
           <m:t>cos</m:t>
         </m:r>
       </m:oMath>
-      <w:ins w:id="269" w:author="PR Preview" w:date="2026-01-01T00:00:00Z">
-        <w:r>
-          <w:t xml:space="preserve"> </w:t>
-        </w:r>
-      </w:ins>
-      <w:ins w:id="270" w:author="PR Preview" w:date="2026-01-01T00:00:00Z">
-        <w:r>
-          <w:t xml:space="preserve">is one-to-one on</w:t>
-        </w:r>
-      </w:ins>
-      <w:ins w:id="271" w:author="PR Preview" w:date="2026-01-01T00:00:00Z">
-        <w:r>
-          <w:t xml:space="preserve"> </w:t>
-        </w:r>
-      </w:ins>
+      <w:r>
+        <w:t xml:space="preserve"> </w:t>
+      </w:r>
+      <w:r>
+        <w:t xml:space="preserve">is one-to-one on</w:t>
+      </w:r>
+      <w:r>
+        <w:t xml:space="preserve"> </w:t>
+      </w:r>
       <m:oMath>
         <m:r>
           <m:rPr>
@@ -3963,26 +3433,18 @@
           <m:t>]</m:t>
         </m:r>
       </m:oMath>
-      <w:ins w:id="272" w:author="PR Preview" w:date="2026-01-01T00:00:00Z">
-        <w:r>
-          <w:t xml:space="preserve">.</w:t>
-        </w:r>
-      </w:ins>
-      <w:ins w:id="273" w:author="PR Preview" w:date="2026-01-01T00:00:00Z">
-        <w:r>
-          <w:t xml:space="preserve"> </w:t>
-        </w:r>
-      </w:ins>
-      <w:ins w:id="274" w:author="PR Preview" w:date="2026-01-01T00:00:00Z">
-        <w:r>
-          <w:t xml:space="preserve">Every</w:t>
-        </w:r>
-      </w:ins>
-      <w:ins w:id="275" w:author="PR Preview" w:date="2026-01-01T00:00:00Z">
-        <w:r>
-          <w:t xml:space="preserve"> </w:t>
-        </w:r>
-      </w:ins>
+      <w:r>
+        <w:t xml:space="preserve">.</w:t>
+      </w:r>
+      <w:r>
+        <w:t xml:space="preserve"> </w:t>
+      </w:r>
+      <w:r>
+        <w:t xml:space="preserve">Every</w:t>
+      </w:r>
+      <w:r>
+        <w:t xml:space="preserve"> </w:t>
+      </w:r>
       <m:oMath>
         <m:sSub>
           <m:e>
@@ -4033,21 +3495,15 @@
           <m:t>]</m:t>
         </m:r>
       </m:oMath>
-      <w:ins w:id="276" w:author="PR Preview" w:date="2026-01-01T00:00:00Z">
-        <w:r>
-          <w:t xml:space="preserve"> </w:t>
-        </w:r>
-      </w:ins>
-      <w:ins w:id="277" w:author="PR Preview" w:date="2026-01-01T00:00:00Z">
-        <w:r>
-          <w:t xml:space="preserve">is the first coordinate of the point</w:t>
-        </w:r>
-      </w:ins>
-      <w:ins w:id="278" w:author="PR Preview" w:date="2026-01-01T00:00:00Z">
-        <w:r>
-          <w:t xml:space="preserve"> </w:t>
-        </w:r>
-      </w:ins>
+      <w:r>
+        <w:t xml:space="preserve"> </w:t>
+      </w:r>
+      <w:r>
+        <w:t xml:space="preserve">is the first coordinate of the point</w:t>
+      </w:r>
+      <w:r>
+        <w:t xml:space="preserve"> </w:t>
+      </w:r>
       <m:oMath>
         <m:r>
           <m:rPr>
@@ -4114,31 +3570,21 @@
           <m:t>)</m:t>
         </m:r>
       </m:oMath>
-      <w:ins w:id="279" w:author="PR Preview" w:date="2026-01-01T00:00:00Z">
-        <w:r>
-          <w:t xml:space="preserve"> </w:t>
-        </w:r>
-      </w:ins>
-      <w:ins w:id="280" w:author="PR Preview" w:date="2026-01-01T00:00:00Z">
-        <w:r>
-          <w:t xml:space="preserve">of the upper half,</w:t>
-        </w:r>
-      </w:ins>
-      <w:ins w:id="281" w:author="PR Preview" w:date="2026-01-01T00:00:00Z">
-        <w:r>
-          <w:t xml:space="preserve"> </w:t>
-        </w:r>
-      </w:ins>
-      <w:ins w:id="282" w:author="PR Preview" w:date="2026-01-01T00:00:00Z">
-        <w:r>
-          <w:t xml:space="preserve">and the distance along the half circle from</w:t>
-        </w:r>
-      </w:ins>
-      <w:ins w:id="283" w:author="PR Preview" w:date="2026-01-01T00:00:00Z">
-        <w:r>
-          <w:t xml:space="preserve"> </w:t>
-        </w:r>
-      </w:ins>
+      <w:r>
+        <w:t xml:space="preserve"> </w:t>
+      </w:r>
+      <w:r>
+        <w:t xml:space="preserve">of the upper half,</w:t>
+      </w:r>
+      <w:r>
+        <w:t xml:space="preserve"> </w:t>
+      </w:r>
+      <w:r>
+        <w:t xml:space="preserve">and the distance along the half circle from</w:t>
+      </w:r>
+      <w:r>
+        <w:t xml:space="preserve"> </w:t>
+      </w:r>
       <m:oMath>
         <m:r>
           <m:rPr>
@@ -4165,21 +3611,15 @@
           <m:t>)</m:t>
         </m:r>
       </m:oMath>
-      <w:ins w:id="284" w:author="PR Preview" w:date="2026-01-01T00:00:00Z">
-        <w:r>
-          <w:t xml:space="preserve"> </w:t>
-        </w:r>
-      </w:ins>
-      <w:ins w:id="285" w:author="PR Preview" w:date="2026-01-01T00:00:00Z">
-        <w:r>
-          <w:t xml:space="preserve">to that point is some</w:t>
-        </w:r>
-      </w:ins>
-      <w:ins w:id="286" w:author="PR Preview" w:date="2026-01-01T00:00:00Z">
-        <w:r>
-          <w:t xml:space="preserve"> </w:t>
-        </w:r>
-      </w:ins>
+      <w:r>
+        <w:t xml:space="preserve"> </w:t>
+      </w:r>
+      <w:r>
+        <w:t xml:space="preserve">to that point is some</w:t>
+      </w:r>
+      <w:r>
+        <w:t xml:space="preserve"> </w:t>
+      </w:r>
       <m:oMath>
         <m:r>
           <m:t>θ</m:t>
@@ -4215,26 +3655,18 @@
           <m:t>]</m:t>
         </m:r>
       </m:oMath>
-      <w:ins w:id="287" w:author="PR Preview" w:date="2026-01-01T00:00:00Z">
-        <w:r>
-          <w:t xml:space="preserve">,</w:t>
-        </w:r>
-      </w:ins>
-      <w:ins w:id="288" w:author="PR Preview" w:date="2026-01-01T00:00:00Z">
-        <w:r>
-          <w:t xml:space="preserve"> </w:t>
-        </w:r>
-      </w:ins>
-      <w:ins w:id="289" w:author="PR Preview" w:date="2026-01-01T00:00:00Z">
-        <w:r>
-          <w:t xml:space="preserve">so</w:t>
-        </w:r>
-      </w:ins>
-      <w:ins w:id="290" w:author="PR Preview" w:date="2026-01-01T00:00:00Z">
-        <w:r>
-          <w:t xml:space="preserve"> </w:t>
-        </w:r>
-      </w:ins>
+      <w:r>
+        <w:t xml:space="preserve">,</w:t>
+      </w:r>
+      <w:r>
+        <w:t xml:space="preserve"> </w:t>
+      </w:r>
+      <w:r>
+        <w:t xml:space="preserve">so</w:t>
+      </w:r>
+      <w:r>
+        <w:t xml:space="preserve"> </w:t>
+      </w:r>
       <m:oMath>
         <m:r>
           <m:rPr>
@@ -4243,21 +3675,15 @@
           <m:t>cos</m:t>
         </m:r>
       </m:oMath>
-      <w:ins w:id="291" w:author="PR Preview" w:date="2026-01-01T00:00:00Z">
-        <w:r>
-          <w:t xml:space="preserve"> </w:t>
-        </w:r>
-      </w:ins>
-      <w:ins w:id="292" w:author="PR Preview" w:date="2026-01-01T00:00:00Z">
-        <w:r>
-          <w:t xml:space="preserve">takes every value in</w:t>
-        </w:r>
-      </w:ins>
-      <w:ins w:id="293" w:author="PR Preview" w:date="2026-01-01T00:00:00Z">
-        <w:r>
-          <w:t xml:space="preserve"> </w:t>
-        </w:r>
-      </w:ins>
+      <w:r>
+        <w:t xml:space="preserve"> </w:t>
+      </w:r>
+      <w:r>
+        <w:t xml:space="preserve">takes every value in</w:t>
+      </w:r>
+      <w:r>
+        <w:t xml:space="preserve"> </w:t>
+      </w:r>
       <m:oMath>
         <m:r>
           <m:rPr>
@@ -4290,26 +3716,18 @@
           <m:t>]</m:t>
         </m:r>
       </m:oMath>
-      <w:ins w:id="294" w:author="PR Preview" w:date="2026-01-01T00:00:00Z">
-        <w:r>
-          <w:t xml:space="preserve">.</w:t>
-        </w:r>
-      </w:ins>
-      <w:ins w:id="295" w:author="PR Preview" w:date="2026-01-01T00:00:00Z">
-        <w:r>
-          <w:t xml:space="preserve"> </w:t>
-        </w:r>
-      </w:ins>
-      <w:ins w:id="296" w:author="PR Preview" w:date="2026-01-01T00:00:00Z">
-        <w:r>
-          <w:t xml:space="preserve">Finally, move along the upper half circle from</w:t>
-        </w:r>
-      </w:ins>
-      <w:ins w:id="297" w:author="PR Preview" w:date="2026-01-01T00:00:00Z">
-        <w:r>
-          <w:t xml:space="preserve"> </w:t>
-        </w:r>
-      </w:ins>
+      <w:r>
+        <w:t xml:space="preserve">.</w:t>
+      </w:r>
+      <w:r>
+        <w:t xml:space="preserve"> </w:t>
+      </w:r>
+      <w:r>
+        <w:t xml:space="preserve">Finally, move along the upper half circle from</w:t>
+      </w:r>
+      <w:r>
+        <w:t xml:space="preserve"> </w:t>
+      </w:r>
       <m:oMath>
         <m:r>
           <m:rPr>
@@ -4336,21 +3754,15 @@
           <m:t>)</m:t>
         </m:r>
       </m:oMath>
-      <w:ins w:id="298" w:author="PR Preview" w:date="2026-01-01T00:00:00Z">
-        <w:r>
-          <w:t xml:space="preserve"> </w:t>
-        </w:r>
-      </w:ins>
-      <w:ins w:id="299" w:author="PR Preview" w:date="2026-01-01T00:00:00Z">
-        <w:r>
-          <w:t xml:space="preserve">to</w:t>
-        </w:r>
-      </w:ins>
-      <w:ins w:id="300" w:author="PR Preview" w:date="2026-01-01T00:00:00Z">
-        <w:r>
-          <w:t xml:space="preserve"> </w:t>
-        </w:r>
-      </w:ins>
+      <w:r>
+        <w:t xml:space="preserve"> </w:t>
+      </w:r>
+      <w:r>
+        <w:t xml:space="preserve">to</w:t>
+      </w:r>
+      <w:r>
+        <w:t xml:space="preserve"> </w:t>
+      </w:r>
       <m:oMath>
         <m:r>
           <m:rPr>
@@ -4383,96 +3795,66 @@
           <m:t>)</m:t>
         </m:r>
       </m:oMath>
-      <w:ins w:id="301" w:author="PR Preview" w:date="2026-01-01T00:00:00Z">
-        <w:r>
-          <w:t xml:space="preserve"> </w:t>
-        </w:r>
-      </w:ins>
-      <w:ins w:id="302" w:author="PR Preview" w:date="2026-01-01T00:00:00Z">
-        <w:r>
-          <w:t xml:space="preserve">as</w:t>
-        </w:r>
-      </w:ins>
-      <w:ins w:id="303" w:author="PR Preview" w:date="2026-01-01T00:00:00Z">
-        <w:r>
-          <w:t xml:space="preserve"> </w:t>
-        </w:r>
-      </w:ins>
+      <w:r>
+        <w:t xml:space="preserve"> </w:t>
+      </w:r>
+      <w:r>
+        <w:t xml:space="preserve">as</w:t>
+      </w:r>
+      <w:r>
+        <w:t xml:space="preserve"> </w:t>
+      </w:r>
       <m:oMath>
         <m:r>
           <m:t>θ</m:t>
         </m:r>
       </m:oMath>
-      <w:ins w:id="304" w:author="PR Preview" w:date="2026-01-01T00:00:00Z">
-        <w:r>
-          <w:t xml:space="preserve"> </w:t>
-        </w:r>
-      </w:ins>
-      <w:ins w:id="305" w:author="PR Preview" w:date="2026-01-01T00:00:00Z">
-        <w:r>
-          <w:t xml:space="preserve">increases from</w:t>
-        </w:r>
-      </w:ins>
-      <w:ins w:id="306" w:author="PR Preview" w:date="2026-01-01T00:00:00Z">
-        <w:r>
-          <w:t xml:space="preserve"> </w:t>
-        </w:r>
-      </w:ins>
+      <w:r>
+        <w:t xml:space="preserve"> </w:t>
+      </w:r>
+      <w:r>
+        <w:t xml:space="preserve">increases from</w:t>
+      </w:r>
+      <w:r>
+        <w:t xml:space="preserve"> </w:t>
+      </w:r>
       <m:oMath>
         <m:r>
           <m:t>0</m:t>
         </m:r>
       </m:oMath>
-      <w:ins w:id="307" w:author="PR Preview" w:date="2026-01-01T00:00:00Z">
-        <w:r>
-          <w:t xml:space="preserve"> </w:t>
-        </w:r>
-      </w:ins>
-      <w:ins w:id="308" w:author="PR Preview" w:date="2026-01-01T00:00:00Z">
-        <w:r>
-          <w:t xml:space="preserve">to</w:t>
-        </w:r>
-      </w:ins>
-      <w:ins w:id="309" w:author="PR Preview" w:date="2026-01-01T00:00:00Z">
-        <w:r>
-          <w:t xml:space="preserve"> </w:t>
-        </w:r>
-      </w:ins>
+      <w:r>
+        <w:t xml:space="preserve"> </w:t>
+      </w:r>
+      <w:r>
+        <w:t xml:space="preserve">to</w:t>
+      </w:r>
+      <w:r>
+        <w:t xml:space="preserve"> </w:t>
+      </w:r>
       <m:oMath>
         <m:r>
           <m:t>π</m:t>
         </m:r>
       </m:oMath>
-      <w:ins w:id="310" w:author="PR Preview" w:date="2026-01-01T00:00:00Z">
-        <w:r>
-          <w:t xml:space="preserve">.</w:t>
-        </w:r>
-      </w:ins>
-      <w:ins w:id="311" w:author="PR Preview" w:date="2026-01-01T00:00:00Z">
-        <w:r>
-          <w:t xml:space="preserve"> </w:t>
-        </w:r>
-      </w:ins>
-      <w:ins w:id="312" w:author="PR Preview" w:date="2026-01-01T00:00:00Z">
-        <w:r>
-          <w:t xml:space="preserve">The first coordinate never takes the same value twice, so it never turns back.</w:t>
-        </w:r>
-      </w:ins>
-      <w:ins w:id="313" w:author="PR Preview" w:date="2026-01-01T00:00:00Z">
-        <w:r>
-          <w:t xml:space="preserve"> </w:t>
-        </w:r>
-      </w:ins>
-      <w:ins w:id="314" w:author="PR Preview" w:date="2026-01-01T00:00:00Z">
-        <w:r>
-          <w:t xml:space="preserve">It starts at</w:t>
-        </w:r>
-      </w:ins>
-      <w:ins w:id="315" w:author="PR Preview" w:date="2026-01-01T00:00:00Z">
-        <w:r>
-          <w:t xml:space="preserve"> </w:t>
-        </w:r>
-      </w:ins>
+      <w:r>
+        <w:t xml:space="preserve">.</w:t>
+      </w:r>
+      <w:r>
+        <w:t xml:space="preserve"> </w:t>
+      </w:r>
+      <w:r>
+        <w:t xml:space="preserve">The first coordinate never takes the same value twice, so it never turns back.</w:t>
+      </w:r>
+      <w:r>
+        <w:t xml:space="preserve"> </w:t>
+      </w:r>
+      <w:r>
+        <w:t xml:space="preserve">It starts at</w:t>
+      </w:r>
+      <w:r>
+        <w:t xml:space="preserve"> </w:t>
+      </w:r>
       <m:oMath>
         <m:r>
           <m:rPr>
@@ -4493,21 +3875,15 @@
           <m:t>1</m:t>
         </m:r>
       </m:oMath>
-      <w:ins w:id="316" w:author="PR Preview" w:date="2026-01-01T00:00:00Z">
-        <w:r>
-          <w:t xml:space="preserve"> </w:t>
-        </w:r>
-      </w:ins>
-      <w:ins w:id="317" w:author="PR Preview" w:date="2026-01-01T00:00:00Z">
-        <w:r>
-          <w:t xml:space="preserve">and ends at</w:t>
-        </w:r>
-      </w:ins>
-      <w:ins w:id="318" w:author="PR Preview" w:date="2026-01-01T00:00:00Z">
-        <w:r>
-          <w:t xml:space="preserve"> </w:t>
-        </w:r>
-      </w:ins>
+      <w:r>
+        <w:t xml:space="preserve"> </w:t>
+      </w:r>
+      <w:r>
+        <w:t xml:space="preserve">and ends at</w:t>
+      </w:r>
+      <w:r>
+        <w:t xml:space="preserve"> </w:t>
+      </w:r>
       <m:oMath>
         <m:r>
           <m:rPr>
@@ -4534,11 +3910,9 @@
           <m:t>1</m:t>
         </m:r>
       </m:oMath>
-      <w:ins w:id="319" w:author="PR Preview" w:date="2026-01-01T00:00:00Z">
-        <w:r>
-          <w:t xml:space="preserve">, so it only decreases.</w:t>
-        </w:r>
-      </w:ins>
+      <w:r>
+        <w:t xml:space="preserve">, so it only decreases.</w:t>
+      </w:r>
     </w:p>
     <w:bookmarkEnd w:id="18"/>
     <w:sectPr>
